--- a/mokdong1/2mid/word/md1s2_dialogue_test_exam.docx
+++ b/mokdong1/2mid/word/md1s2_dialogue_test_exam.docx
@@ -14,7 +14,7 @@
           <w:sz w:val="26"/>
           <w:u w:val="none"/>
         </w:rPr>
-        <w:t>L6 Listening 전문문제</w:t>
+        <w:t>L5~6 대화체 전문문제</w:t>
       </w:r>
     </w:p>
     <w:p>
@@ -55,7 +55,7 @@
           <w:sz w:val="17"/>
           <w:u w:val="none"/>
         </w:rPr>
-        <w:t>배점: 3점 8문항 / 4점 5문항 / 5점 2문항(11·14번) = 54점 · 전 문항 선택형 · 「두 개 고르기(AND)」 2문항(3·9번)</w:t>
+        <w:t>배점: 4점 8문항(2·5·6·8·11·13·14·18번) / 3점 12문항 = 68점 · 「모두 고른 것」·「옳은 것 개수」 3문항(2·6·14번) · 서술형 4문항(8·11·18★·20번)</w:t>
       </w:r>
     </w:p>
     <w:p>
@@ -70,7 +70,271 @@
           <w:sz w:val="21"/>
           <w:u w:val="none"/>
         </w:rPr>
-        <w:t>■ 1부 [1~7] 요청·승낙·거절 표현</w:t>
+        <w:t>■ [1~4] L5 Listening A — 허락 구하기·금지하기 (다음 대화 (a)~(d)를 읽고 물음에 답하시오.)</w:t>
+      </w:r>
+    </w:p>
+    <w:p>
+      <w:pPr>
+        <w:spacing w:after="60"/>
+        <w:pBdr>
+          <w:top w:val="single" w:sz="4" w:space="3" w:color="9AA9C2"/>
+          <w:left w:val="single" w:sz="4" w:space="3" w:color="9AA9C2"/>
+          <w:bottom w:val="single" w:sz="4" w:space="3" w:color="9AA9C2"/>
+          <w:right w:val="single" w:sz="4" w:space="3" w:color="9AA9C2"/>
+        </w:pBdr>
+        <w:ind w:left="57" w:right="57"/>
+      </w:pPr>
+      <w:r>
+        <w:rPr>
+          <w:b/>
+          <w:i w:val="0"/>
+          <w:sz w:val="20"/>
+          <w:u w:val="none"/>
+        </w:rPr>
+        <w:t>(a)</w:t>
+      </w:r>
+      <w:r>
+        <w:br/>
+      </w:r>
+      <w:r>
+        <w:rPr>
+          <w:b w:val="0"/>
+          <w:i w:val="0"/>
+          <w:sz w:val="20"/>
+          <w:u w:val="none"/>
+        </w:rPr>
+        <w:t>W: Excuse me, but you must not talk on the phone here.</w:t>
+      </w:r>
+      <w:r>
+        <w:br/>
+      </w:r>
+      <w:r>
+        <w:rPr>
+          <w:b w:val="0"/>
+          <w:i w:val="0"/>
+          <w:sz w:val="20"/>
+          <w:u w:val="none"/>
+        </w:rPr>
+        <w:t>B: I'm terribly sorry. I'll turn off my phone.</w:t>
+      </w:r>
+      <w:r>
+        <w:br/>
+      </w:r>
+      <w:r>
+        <w:rPr>
+          <w:b w:val="0"/>
+          <w:i w:val="0"/>
+          <w:sz w:val="20"/>
+          <w:u w:val="none"/>
+        </w:rPr>
+        <w:t xml:space="preserve">W: </w:t>
+      </w:r>
+      <w:r>
+        <w:rPr>
+          <w:b w:val="0"/>
+          <w:i w:val="0"/>
+          <w:sz w:val="20"/>
+          <w:u w:val="single"/>
+        </w:rPr>
+        <w:t>You don't have to.</w:t>
+      </w:r>
+      <w:r>
+        <w:rPr>
+          <w:b w:val="0"/>
+          <w:i w:val="0"/>
+          <w:sz w:val="20"/>
+          <w:u w:val="none"/>
+        </w:rPr>
+        <w:t xml:space="preserve"> Texting is OK.</w:t>
+      </w:r>
+      <w:r>
+        <w:br/>
+      </w:r>
+      <w:r>
+        <w:rPr>
+          <w:b w:val="0"/>
+          <w:i w:val="0"/>
+          <w:sz w:val="20"/>
+          <w:u w:val="none"/>
+        </w:rPr>
+        <w:t>B: I see. Thank you.</w:t>
+      </w:r>
+      <w:r>
+        <w:br/>
+      </w:r>
+      <w:r>
+        <w:br/>
+      </w:r>
+      <w:r>
+        <w:rPr>
+          <w:b/>
+          <w:i w:val="0"/>
+          <w:sz w:val="20"/>
+          <w:u w:val="none"/>
+        </w:rPr>
+        <w:t>(b)</w:t>
+      </w:r>
+      <w:r>
+        <w:br/>
+      </w:r>
+      <w:r>
+        <w:rPr>
+          <w:b w:val="0"/>
+          <w:i w:val="0"/>
+          <w:sz w:val="20"/>
+          <w:u w:val="none"/>
+        </w:rPr>
+        <w:t>G: Excuse me. May I touch this golden bear?</w:t>
+      </w:r>
+      <w:r>
+        <w:br/>
+      </w:r>
+      <w:r>
+        <w:rPr>
+          <w:b w:val="0"/>
+          <w:i w:val="0"/>
+          <w:sz w:val="20"/>
+          <w:u w:val="none"/>
+        </w:rPr>
+        <w:t>M: No, you may not. You must not touch anything in this room.</w:t>
+      </w:r>
+      <w:r>
+        <w:br/>
+      </w:r>
+      <w:r>
+        <w:rPr>
+          <w:b w:val="0"/>
+          <w:i w:val="0"/>
+          <w:sz w:val="20"/>
+          <w:u w:val="none"/>
+        </w:rPr>
+        <w:t>G: OK, I understand.</w:t>
+      </w:r>
+      <w:r>
+        <w:br/>
+      </w:r>
+      <w:r>
+        <w:br/>
+      </w:r>
+      <w:r>
+        <w:rPr>
+          <w:b/>
+          <w:i w:val="0"/>
+          <w:sz w:val="20"/>
+          <w:u w:val="none"/>
+        </w:rPr>
+        <w:t>(c)</w:t>
+      </w:r>
+      <w:r>
+        <w:br/>
+      </w:r>
+      <w:r>
+        <w:rPr>
+          <w:b w:val="0"/>
+          <w:i w:val="0"/>
+          <w:sz w:val="20"/>
+          <w:u w:val="none"/>
+        </w:rPr>
+        <w:t>B: May I go to the video room, Mom?</w:t>
+      </w:r>
+      <w:r>
+        <w:br/>
+      </w:r>
+      <w:r>
+        <w:rPr>
+          <w:b w:val="0"/>
+          <w:i w:val="0"/>
+          <w:sz w:val="20"/>
+          <w:u w:val="none"/>
+        </w:rPr>
+        <w:t>W: Of course, but don't run.</w:t>
+      </w:r>
+      <w:r>
+        <w:br/>
+      </w:r>
+      <w:r>
+        <w:rPr>
+          <w:b w:val="0"/>
+          <w:i w:val="0"/>
+          <w:sz w:val="20"/>
+          <w:u w:val="none"/>
+        </w:rPr>
+        <w:t>B: Why not?</w:t>
+      </w:r>
+      <w:r>
+        <w:br/>
+      </w:r>
+      <w:r>
+        <w:rPr>
+          <w:b w:val="0"/>
+          <w:i w:val="0"/>
+          <w:sz w:val="20"/>
+          <w:u w:val="none"/>
+        </w:rPr>
+        <w:t>W: Look at that sign. You must not run inside the museum.</w:t>
+      </w:r>
+      <w:r>
+        <w:br/>
+      </w:r>
+      <w:r>
+        <w:br/>
+      </w:r>
+      <w:r>
+        <w:rPr>
+          <w:b/>
+          <w:i w:val="0"/>
+          <w:sz w:val="20"/>
+          <w:u w:val="none"/>
+        </w:rPr>
+        <w:t>(d)</w:t>
+      </w:r>
+      <w:r>
+        <w:br/>
+      </w:r>
+      <w:r>
+        <w:rPr>
+          <w:b w:val="0"/>
+          <w:i w:val="0"/>
+          <w:sz w:val="20"/>
+          <w:u w:val="none"/>
+        </w:rPr>
+        <w:t>B: May I bring food into the museum?</w:t>
+      </w:r>
+      <w:r>
+        <w:br/>
+      </w:r>
+      <w:r>
+        <w:rPr>
+          <w:b w:val="0"/>
+          <w:i w:val="0"/>
+          <w:sz w:val="20"/>
+          <w:u w:val="none"/>
+        </w:rPr>
+        <w:t>W: No, you may not. You must not bring any food inside.</w:t>
+      </w:r>
+      <w:r>
+        <w:br/>
+      </w:r>
+      <w:r>
+        <w:rPr>
+          <w:b w:val="0"/>
+          <w:i w:val="0"/>
+          <w:sz w:val="20"/>
+          <w:u w:val="none"/>
+        </w:rPr>
+        <w:t>B: How about water?</w:t>
+      </w:r>
+      <w:r>
+        <w:br/>
+      </w:r>
+      <w:r>
+        <w:rPr>
+          <w:b w:val="0"/>
+          <w:i w:val="0"/>
+          <w:sz w:val="20"/>
+          <w:u w:val="none"/>
+        </w:rPr>
+        <w:t>W: Only bottled water is OK.</w:t>
       </w:r>
     </w:p>
     <w:p>
@@ -94,7 +358,7 @@
           <w:sz w:val="20"/>
           <w:u w:val="none"/>
         </w:rPr>
-        <w:t xml:space="preserve">다음 대화의 빈칸에 들어갈 말로 가장 적절한 것은? </w:t>
+        <w:t xml:space="preserve">(a)와 (d)의 대화가 이루어진 박물관에 붙어 있을 안내 표지판 두 개로 가장 알맞은 것은? (표지판 그림은 글로 설명) </w:t>
       </w:r>
       <w:r>
         <w:rPr>
@@ -104,6 +368,150 @@
           <w:u w:val="none"/>
         </w:rPr>
         <w:t>(3점)</w:t>
+      </w:r>
+    </w:p>
+    <w:p>
+      <w:pPr>
+        <w:spacing w:after="10"/>
+        <w:ind w:left="170"/>
+      </w:pPr>
+      <w:r>
+        <w:rPr>
+          <w:b w:val="0"/>
+          <w:i w:val="0"/>
+          <w:sz w:val="20"/>
+          <w:u w:val="none"/>
+        </w:rPr>
+        <w:t>① [🚫 뛰는 사람] 뛰기 금지 + [🚫 카메라] 사진 촬영 금지</w:t>
+      </w:r>
+    </w:p>
+    <w:p>
+      <w:pPr>
+        <w:spacing w:after="10"/>
+        <w:ind w:left="170"/>
+      </w:pPr>
+      <w:r>
+        <w:rPr>
+          <w:b w:val="0"/>
+          <w:i w:val="0"/>
+          <w:sz w:val="20"/>
+          <w:u w:val="none"/>
+        </w:rPr>
+        <w:t>② [🚫 햄버거] 음식물 반입 금지 + [🚫 물병] 물 반입 금지</w:t>
+      </w:r>
+    </w:p>
+    <w:p>
+      <w:pPr>
+        <w:spacing w:after="10"/>
+        <w:ind w:left="170"/>
+      </w:pPr>
+      <w:r>
+        <w:rPr>
+          <w:b w:val="0"/>
+          <w:i w:val="0"/>
+          <w:sz w:val="20"/>
+          <w:u w:val="none"/>
+        </w:rPr>
+        <w:t>③ [🚫 햄버거] 음식물 반입 금지 + [🚫 통화하는 사람] 통화 금지</w:t>
+      </w:r>
+    </w:p>
+    <w:p>
+      <w:pPr>
+        <w:spacing w:after="10"/>
+        <w:ind w:left="170"/>
+      </w:pPr>
+      <w:r>
+        <w:rPr>
+          <w:b w:val="0"/>
+          <w:i w:val="0"/>
+          <w:sz w:val="20"/>
+          <w:u w:val="none"/>
+        </w:rPr>
+        <w:t>④ [🚫 카메라] 사진 촬영 금지 + [🚫 통화하는 사람] 통화 금지</w:t>
+      </w:r>
+    </w:p>
+    <w:p>
+      <w:pPr>
+        <w:spacing w:after="10"/>
+        <w:ind w:left="170"/>
+      </w:pPr>
+      <w:r>
+        <w:rPr>
+          <w:b w:val="0"/>
+          <w:i w:val="0"/>
+          <w:sz w:val="20"/>
+          <w:u w:val="none"/>
+        </w:rPr>
+        <w:t>⑤ [🚫 통화하는 사람] 통화 금지 + [🚫 문자 말풍선 휴대전화] 문자 금지</w:t>
+      </w:r>
+    </w:p>
+    <w:p>
+      <w:pPr>
+        <w:spacing w:after="20" w:before="50"/>
+      </w:pPr>
+      <w:r>
+        <w:rPr>
+          <w:b/>
+          <w:i w:val="0"/>
+          <w:color w:val="1F3864"/>
+          <w:sz w:val="20"/>
+          <w:u w:val="none"/>
+        </w:rPr>
+        <w:t xml:space="preserve">2. </w:t>
+      </w:r>
+      <w:r>
+        <w:rPr>
+          <w:b w:val="0"/>
+          <w:i w:val="0"/>
+          <w:sz w:val="20"/>
+          <w:u w:val="none"/>
+        </w:rPr>
+        <w:t xml:space="preserve">(a)의 밑줄 친 </w:t>
+      </w:r>
+      <w:r>
+        <w:rPr>
+          <w:b w:val="0"/>
+          <w:i w:val="0"/>
+          <w:sz w:val="20"/>
+          <w:u w:val="single"/>
+        </w:rPr>
+        <w:t>You don't have to.</w:t>
+      </w:r>
+      <w:r>
+        <w:rPr>
+          <w:b w:val="0"/>
+          <w:i w:val="0"/>
+          <w:sz w:val="20"/>
+          <w:u w:val="none"/>
+        </w:rPr>
+        <w:t xml:space="preserve">에 대한 설명으로 옳은 것을 </w:t>
+      </w:r>
+      <w:r>
+        <w:rPr>
+          <w:b/>
+          <w:i w:val="0"/>
+          <w:sz w:val="20"/>
+          <w:u w:val="none"/>
+        </w:rPr>
+        <w:t>모두 고른 것</w:t>
+      </w:r>
+      <w:r>
+        <w:rPr>
+          <w:b w:val="0"/>
+          <w:i w:val="0"/>
+          <w:sz w:val="20"/>
+          <w:u w:val="none"/>
+        </w:rPr>
+        <w:t xml:space="preserve">은? </w:t>
+      </w:r>
+      <w:r>
+        <w:rPr>
+          <w:b w:val="0"/>
+          <w:i w:val="0"/>
+          <w:sz w:val="20"/>
+          <w:u w:val="none"/>
+        </w:rPr>
+        <w:t>(4점)</w:t>
       </w:r>
     </w:p>
     <w:p>
@@ -125,7 +533,7 @@
           <w:sz w:val="20"/>
           <w:u w:val="none"/>
         </w:rPr>
-        <w:t>A: __________________ Can you please water the plants?</w:t>
+        <w:t>ⓐ It means "You must not turn off your phone."</w:t>
       </w:r>
       <w:r>
         <w:br/>
@@ -137,7 +545,109 @@
           <w:sz w:val="20"/>
           <w:u w:val="none"/>
         </w:rPr>
-        <w:t>B: Sure. No problem.</w:t>
+        <w:t>ⓑ It means "You don't need to turn off your phone."</w:t>
+      </w:r>
+      <w:r>
+        <w:br/>
+      </w:r>
+      <w:r>
+        <w:rPr>
+          <w:b w:val="0"/>
+          <w:i w:val="0"/>
+          <w:sz w:val="20"/>
+          <w:u w:val="none"/>
+        </w:rPr>
+        <w:t>ⓒ The woman thinks texting is OK here.</w:t>
+      </w:r>
+      <w:r>
+        <w:br/>
+      </w:r>
+      <w:r>
+        <w:rPr>
+          <w:b w:val="0"/>
+          <w:i w:val="0"/>
+          <w:sz w:val="20"/>
+          <w:u w:val="none"/>
+        </w:rPr>
+        <w:t>ⓓ It has the same meaning as "You must not."</w:t>
+      </w:r>
+      <w:r>
+        <w:br/>
+      </w:r>
+      <w:r>
+        <w:rPr>
+          <w:b w:val="0"/>
+          <w:i w:val="0"/>
+          <w:sz w:val="20"/>
+          <w:u w:val="none"/>
+        </w:rPr>
+        <w:t>ⓔ The boy must turn off his phone.</w:t>
+      </w:r>
+    </w:p>
+    <w:p>
+      <w:pPr>
+        <w:spacing w:after="30"/>
+        <w:ind w:left="170"/>
+      </w:pPr>
+      <w:r>
+        <w:rPr>
+          <w:b w:val="0"/>
+          <w:i w:val="0"/>
+          <w:sz w:val="20"/>
+          <w:u w:val="none"/>
+        </w:rPr>
+        <w:t>① ⓐ, ⓒ    ② ⓑ, ⓓ    ③ ⓐ, ⓓ, ⓔ    ④ ⓑ, ⓒ    ⑤ ⓑ, ⓒ, ⓔ</w:t>
+      </w:r>
+    </w:p>
+    <w:p>
+      <w:pPr>
+        <w:spacing w:after="20" w:before="50"/>
+      </w:pPr>
+      <w:r>
+        <w:rPr>
+          <w:b/>
+          <w:i w:val="0"/>
+          <w:color w:val="1F3864"/>
+          <w:sz w:val="20"/>
+          <w:u w:val="none"/>
+        </w:rPr>
+        <w:t xml:space="preserve">3. </w:t>
+      </w:r>
+      <w:r>
+        <w:rPr>
+          <w:b w:val="0"/>
+          <w:i w:val="0"/>
+          <w:sz w:val="20"/>
+          <w:u w:val="none"/>
+        </w:rPr>
+        <w:t xml:space="preserve">(a)~(d)의 대화를 읽고 답할 수 </w:t>
+      </w:r>
+      <w:r>
+        <w:rPr>
+          <w:b w:val="0"/>
+          <w:i w:val="0"/>
+          <w:sz w:val="20"/>
+          <w:u w:val="single"/>
+        </w:rPr>
+        <w:t>없는</w:t>
+      </w:r>
+      <w:r>
+        <w:rPr>
+          <w:b w:val="0"/>
+          <w:i w:val="0"/>
+          <w:sz w:val="20"/>
+          <w:u w:val="none"/>
+        </w:rPr>
+        <w:t xml:space="preserve"> 질문은? </w:t>
+      </w:r>
+      <w:r>
+        <w:rPr>
+          <w:b w:val="0"/>
+          <w:i w:val="0"/>
+          <w:sz w:val="20"/>
+          <w:u w:val="none"/>
+        </w:rPr>
+        <w:t>(3점)</w:t>
       </w:r>
     </w:p>
     <w:p>
@@ -152,7 +662,7 @@
           <w:sz w:val="20"/>
           <w:u w:val="none"/>
         </w:rPr>
-        <w:t>① I need a favor.</w:t>
+        <w:t>① In (a), is texting OK in that place?</w:t>
       </w:r>
     </w:p>
     <w:p>
@@ -167,7 +677,7 @@
           <w:sz w:val="20"/>
           <w:u w:val="none"/>
         </w:rPr>
-        <w:t>② I'm afraid I can't.</w:t>
+        <w:t>② In (d), what food does the boy have in his bag?</w:t>
       </w:r>
     </w:p>
     <w:p>
@@ -182,7 +692,7 @@
           <w:sz w:val="20"/>
           <w:u w:val="none"/>
         </w:rPr>
-        <w:t>③ What are you doing?</w:t>
+        <w:t>③ In (b), what does the girl want to touch?</w:t>
       </w:r>
     </w:p>
     <w:p>
@@ -197,7 +707,7 @@
           <w:sz w:val="20"/>
           <w:u w:val="none"/>
         </w:rPr>
-        <w:t>④ Why not?</w:t>
+        <w:t>④ In (c), where does the boy want to go?</w:t>
       </w:r>
     </w:p>
     <w:p>
@@ -212,7 +722,7 @@
           <w:sz w:val="20"/>
           <w:u w:val="none"/>
         </w:rPr>
-        <w:t>⑤ I'm sorry, but I'm busy.</w:t>
+        <w:t>⑤ In (d), what kind of water can the boy bring?</w:t>
       </w:r>
     </w:p>
     <w:p>
@@ -227,43 +737,148 @@
           <w:sz w:val="20"/>
           <w:u w:val="none"/>
         </w:rPr>
-        <w:t xml:space="preserve">2. </w:t>
-      </w:r>
-      <w:r>
-        <w:rPr>
-          <w:b w:val="0"/>
-          <w:i w:val="0"/>
-          <w:sz w:val="20"/>
-          <w:u w:val="none"/>
-        </w:rPr>
-        <w:t xml:space="preserve">밑줄 친 말과 바꿔 쓸 수 </w:t>
-      </w:r>
+        <w:t xml:space="preserve">4. </w:t>
+      </w:r>
+      <w:r>
+        <w:rPr>
+          <w:b w:val="0"/>
+          <w:i w:val="0"/>
+          <w:sz w:val="20"/>
+          <w:u w:val="none"/>
+        </w:rPr>
+        <w:t xml:space="preserve">In (a), why does the boy say "I'm terribly sorry."? </w:t>
+      </w:r>
+      <w:r>
+        <w:rPr>
+          <w:b w:val="0"/>
+          <w:i w:val="0"/>
+          <w:sz w:val="20"/>
+          <w:u w:val="none"/>
+        </w:rPr>
+        <w:t>(3점)</w:t>
+      </w:r>
+    </w:p>
+    <w:p>
+      <w:pPr>
+        <w:spacing w:after="10"/>
+        <w:ind w:left="170"/>
+      </w:pPr>
+      <w:r>
+        <w:rPr>
+          <w:b w:val="0"/>
+          <w:i w:val="0"/>
+          <w:sz w:val="20"/>
+          <w:u w:val="none"/>
+        </w:rPr>
+        <w:t>① Because he talked on the phone in a place where he must not.</w:t>
+      </w:r>
+    </w:p>
+    <w:p>
+      <w:pPr>
+        <w:spacing w:after="10"/>
+        <w:ind w:left="170"/>
+      </w:pPr>
+      <w:r>
+        <w:rPr>
+          <w:b w:val="0"/>
+          <w:i w:val="0"/>
+          <w:sz w:val="20"/>
+          <w:u w:val="none"/>
+        </w:rPr>
+        <w:t>② Because he was texting in the museum.</w:t>
+      </w:r>
+    </w:p>
+    <w:p>
+      <w:pPr>
+        <w:spacing w:after="10"/>
+        <w:ind w:left="170"/>
+      </w:pPr>
+      <w:r>
+        <w:rPr>
+          <w:b w:val="0"/>
+          <w:i w:val="0"/>
+          <w:sz w:val="20"/>
+          <w:u w:val="none"/>
+        </w:rPr>
+        <w:t>③ Because he ran inside the museum.</w:t>
+      </w:r>
+    </w:p>
+    <w:p>
+      <w:pPr>
+        <w:spacing w:after="10"/>
+        <w:ind w:left="170"/>
+      </w:pPr>
+      <w:r>
+        <w:rPr>
+          <w:b w:val="0"/>
+          <w:i w:val="0"/>
+          <w:sz w:val="20"/>
+          <w:u w:val="none"/>
+        </w:rPr>
+        <w:t>④ Because he touched the golden bear.</w:t>
+      </w:r>
+    </w:p>
+    <w:p>
+      <w:pPr>
+        <w:spacing w:after="10"/>
+        <w:ind w:left="170"/>
+      </w:pPr>
+      <w:r>
+        <w:rPr>
+          <w:b w:val="0"/>
+          <w:i w:val="0"/>
+          <w:sz w:val="20"/>
+          <w:u w:val="none"/>
+        </w:rPr>
+        <w:t>⑤ Because he brought some food inside.</w:t>
+      </w:r>
+    </w:p>
+    <w:p>
+      <w:pPr>
+        <w:spacing w:after="30" w:before="100"/>
+      </w:pPr>
       <w:r>
         <w:rPr>
           <w:b/>
           <w:i w:val="0"/>
-          <w:sz w:val="20"/>
-          <w:u w:val="none"/>
-        </w:rPr>
-        <w:t>없는</w:t>
-      </w:r>
-      <w:r>
-        <w:rPr>
-          <w:b w:val="0"/>
-          <w:i w:val="0"/>
-          <w:sz w:val="20"/>
-          <w:u w:val="none"/>
-        </w:rPr>
-        <w:t xml:space="preserve"> 것은? </w:t>
-      </w:r>
-      <w:r>
-        <w:rPr>
-          <w:b w:val="0"/>
-          <w:i w:val="0"/>
-          <w:sz w:val="20"/>
-          <w:u w:val="none"/>
-        </w:rPr>
-        <w:t>(3점)</w:t>
+          <w:color w:val="1F3864"/>
+          <w:sz w:val="21"/>
+          <w:u w:val="none"/>
+        </w:rPr>
+        <w:t>■ [5] L5 Listening C — 대화 순서 배열</w:t>
+      </w:r>
+    </w:p>
+    <w:p>
+      <w:pPr>
+        <w:spacing w:after="20" w:before="50"/>
+      </w:pPr>
+      <w:r>
+        <w:rPr>
+          <w:b/>
+          <w:i w:val="0"/>
+          <w:color w:val="1F3864"/>
+          <w:sz w:val="20"/>
+          <w:u w:val="none"/>
+        </w:rPr>
+        <w:t xml:space="preserve">5. </w:t>
+      </w:r>
+      <w:r>
+        <w:rPr>
+          <w:b w:val="0"/>
+          <w:i w:val="0"/>
+          <w:sz w:val="20"/>
+          <w:u w:val="none"/>
+        </w:rPr>
+        <w:t xml:space="preserve">주어진 말에 이어질 대화의 순서로 가장 알맞은 것은? </w:t>
+      </w:r>
+      <w:r>
+        <w:rPr>
+          <w:b w:val="0"/>
+          <w:i w:val="0"/>
+          <w:sz w:val="20"/>
+          <w:u w:val="none"/>
+        </w:rPr>
+        <w:t>(4점)</w:t>
       </w:r>
     </w:p>
     <w:p>
@@ -285,25 +900,25 @@
           <w:sz w:val="20"/>
           <w:u w:val="none"/>
         </w:rPr>
-        <w:t xml:space="preserve">A: </w:t>
-      </w:r>
-      <w:r>
-        <w:rPr>
-          <w:b w:val="0"/>
-          <w:i w:val="0"/>
-          <w:sz w:val="20"/>
-          <w:u w:val="single"/>
-        </w:rPr>
-        <w:t>Can you please close the door?</w:t>
-      </w:r>
-      <w:r>
-        <w:rPr>
-          <w:b w:val="0"/>
-          <w:i w:val="0"/>
-          <w:sz w:val="20"/>
-          <w:u w:val="none"/>
-        </w:rPr>
-        <w:t xml:space="preserve"> The air conditioner is on.</w:t>
+        <w:t xml:space="preserve">M: Everybody, look over here, please. This is </w:t>
+      </w:r>
+      <w:r>
+        <w:rPr>
+          <w:b w:val="0"/>
+          <w:i/>
+          <w:sz w:val="20"/>
+          <w:u w:val="none"/>
+        </w:rPr>
+        <w:t>Sunflowers</w:t>
+      </w:r>
+      <w:r>
+        <w:rPr>
+          <w:b w:val="0"/>
+          <w:i w:val="0"/>
+          <w:sz w:val="20"/>
+          <w:u w:val="none"/>
+        </w:rPr>
+        <w:t xml:space="preserve"> by Van Gogh.</w:t>
       </w:r>
       <w:r>
         <w:br/>
@@ -315,7 +930,79 @@
           <w:sz w:val="20"/>
           <w:u w:val="none"/>
         </w:rPr>
-        <w:t>B: Oh, I didn't know that. I'll close it right away.</w:t>
+        <w:t>(A) M: I'm sorry, but using the flash can damage paintings.</w:t>
+      </w:r>
+      <w:r>
+        <w:br/>
+      </w:r>
+      <w:r>
+        <w:rPr>
+          <w:b w:val="0"/>
+          <w:i w:val="0"/>
+          <w:sz w:val="20"/>
+          <w:u w:val="none"/>
+        </w:rPr>
+        <w:t>(B) G: Wow, this is my favorite painting. May I take a picture of it?</w:t>
+      </w:r>
+      <w:r>
+        <w:br/>
+      </w:r>
+      <w:r>
+        <w:rPr>
+          <w:b w:val="0"/>
+          <w:i w:val="0"/>
+          <w:sz w:val="20"/>
+          <w:u w:val="none"/>
+        </w:rPr>
+        <w:t>(C) M: Everyone, we'll move on to Monet's paintings next.</w:t>
+      </w:r>
+      <w:r>
+        <w:br/>
+      </w:r>
+      <w:r>
+        <w:rPr>
+          <w:b w:val="0"/>
+          <w:i w:val="0"/>
+          <w:sz w:val="20"/>
+          <w:u w:val="none"/>
+        </w:rPr>
+        <w:t>(D) G: Why not? It's a little dark in here.</w:t>
+      </w:r>
+      <w:r>
+        <w:br/>
+      </w:r>
+      <w:r>
+        <w:rPr>
+          <w:b w:val="0"/>
+          <w:i w:val="0"/>
+          <w:sz w:val="20"/>
+          <w:u w:val="none"/>
+        </w:rPr>
+        <w:t>(E) G: Oh, I didn't know that.</w:t>
+      </w:r>
+      <w:r>
+        <w:br/>
+      </w:r>
+      <w:r>
+        <w:rPr>
+          <w:b w:val="0"/>
+          <w:i w:val="0"/>
+          <w:sz w:val="20"/>
+          <w:u w:val="none"/>
+        </w:rPr>
+        <w:t>(F) M: Yes, you may, but you must not use the flash.</w:t>
+      </w:r>
+      <w:r>
+        <w:br/>
+      </w:r>
+      <w:r>
+        <w:rPr>
+          <w:b w:val="0"/>
+          <w:i w:val="0"/>
+          <w:sz w:val="20"/>
+          <w:u w:val="none"/>
+        </w:rPr>
+        <w:t>G: Great!</w:t>
       </w:r>
     </w:p>
     <w:p>
@@ -330,7 +1017,7 @@
           <w:sz w:val="20"/>
           <w:u w:val="none"/>
         </w:rPr>
-        <w:t>① Could you close the door?</w:t>
+        <w:t>① (F) - (B) - (D) - (A) - (C) - (E)</w:t>
       </w:r>
     </w:p>
     <w:p>
@@ -345,7 +1032,7 @@
           <w:sz w:val="20"/>
           <w:u w:val="none"/>
         </w:rPr>
-        <w:t>② Will you close the door?</w:t>
+        <w:t>② (D) - (B) - (F) - (A) - (E) - (C)</w:t>
       </w:r>
     </w:p>
     <w:p>
@@ -360,7 +1047,7 @@
           <w:sz w:val="20"/>
           <w:u w:val="none"/>
         </w:rPr>
-        <w:t>③ Would you close the door?</w:t>
+        <w:t>③ (B) - (F) - (A) - (D) - (E) - (C)</w:t>
       </w:r>
     </w:p>
     <w:p>
@@ -375,7 +1062,7 @@
           <w:sz w:val="20"/>
           <w:u w:val="none"/>
         </w:rPr>
-        <w:t>④ Can I close the door?</w:t>
+        <w:t>④ (B) - (F) - (D) - (E) - (A) - (C)</w:t>
       </w:r>
     </w:p>
     <w:p>
@@ -390,7 +1077,145 @@
           <w:sz w:val="20"/>
           <w:u w:val="none"/>
         </w:rPr>
-        <w:t>⑤ Can you do me a favor and close the door?</w:t>
+        <w:t>⑤ (B) - (F) - (D) - (A) - (E) - (C)</w:t>
+      </w:r>
+    </w:p>
+    <w:p>
+      <w:pPr>
+        <w:spacing w:after="30" w:before="100"/>
+      </w:pPr>
+      <w:r>
+        <w:rPr>
+          <w:b/>
+          <w:i w:val="0"/>
+          <w:color w:val="1F3864"/>
+          <w:sz w:val="21"/>
+          <w:u w:val="none"/>
+        </w:rPr>
+        <w:t>■ [6~8] L5 Listening C — 미술관에서 (다음 대화를 읽고 물음에 답하시오.)</w:t>
+      </w:r>
+    </w:p>
+    <w:p>
+      <w:pPr>
+        <w:spacing w:after="60"/>
+        <w:pBdr>
+          <w:top w:val="single" w:sz="4" w:space="3" w:color="9AA9C2"/>
+          <w:left w:val="single" w:sz="4" w:space="3" w:color="9AA9C2"/>
+          <w:bottom w:val="single" w:sz="4" w:space="3" w:color="9AA9C2"/>
+          <w:right w:val="single" w:sz="4" w:space="3" w:color="9AA9C2"/>
+        </w:pBdr>
+        <w:ind w:left="57" w:right="57"/>
+      </w:pPr>
+      <w:r>
+        <w:rPr>
+          <w:b w:val="0"/>
+          <w:i w:val="0"/>
+          <w:sz w:val="20"/>
+          <w:u w:val="none"/>
+        </w:rPr>
+        <w:t xml:space="preserve">M: Everybody, look over here, please. This is </w:t>
+      </w:r>
+      <w:r>
+        <w:rPr>
+          <w:b w:val="0"/>
+          <w:i/>
+          <w:sz w:val="20"/>
+          <w:u w:val="none"/>
+        </w:rPr>
+        <w:t>Sunflowers</w:t>
+      </w:r>
+      <w:r>
+        <w:rPr>
+          <w:b w:val="0"/>
+          <w:i w:val="0"/>
+          <w:sz w:val="20"/>
+          <w:u w:val="none"/>
+        </w:rPr>
+        <w:t xml:space="preserve"> by Van Gogh.</w:t>
+      </w:r>
+      <w:r>
+        <w:br/>
+      </w:r>
+      <w:r>
+        <w:rPr>
+          <w:b w:val="0"/>
+          <w:i w:val="0"/>
+          <w:sz w:val="20"/>
+          <w:u w:val="none"/>
+        </w:rPr>
+        <w:t>G: Wow, this is my favorite painting. May I take a picture of it?</w:t>
+      </w:r>
+      <w:r>
+        <w:br/>
+      </w:r>
+      <w:r>
+        <w:rPr>
+          <w:b w:val="0"/>
+          <w:i w:val="0"/>
+          <w:sz w:val="20"/>
+          <w:u w:val="none"/>
+        </w:rPr>
+        <w:t>M: Yes, you may, but you must not use the flash.</w:t>
+      </w:r>
+      <w:r>
+        <w:br/>
+      </w:r>
+      <w:r>
+        <w:rPr>
+          <w:b w:val="0"/>
+          <w:i w:val="0"/>
+          <w:sz w:val="20"/>
+          <w:u w:val="none"/>
+        </w:rPr>
+        <w:t>G: Why not? It's a little dark in here.</w:t>
+      </w:r>
+      <w:r>
+        <w:br/>
+      </w:r>
+      <w:r>
+        <w:rPr>
+          <w:b w:val="0"/>
+          <w:i w:val="0"/>
+          <w:sz w:val="20"/>
+          <w:u w:val="none"/>
+        </w:rPr>
+        <w:t>M: I'm sorry, but using the flash can damage paintings.</w:t>
+      </w:r>
+      <w:r>
+        <w:br/>
+      </w:r>
+      <w:r>
+        <w:rPr>
+          <w:b w:val="0"/>
+          <w:i w:val="0"/>
+          <w:sz w:val="20"/>
+          <w:u w:val="none"/>
+        </w:rPr>
+        <w:t>G: Oh, I didn't know that.</w:t>
+      </w:r>
+      <w:r>
+        <w:br/>
+      </w:r>
+      <w:r>
+        <w:rPr>
+          <w:b w:val="0"/>
+          <w:i w:val="0"/>
+          <w:sz w:val="20"/>
+          <w:u w:val="none"/>
+        </w:rPr>
+        <w:t>M: Everyone, we'll move on to Monet's paintings next.</w:t>
+      </w:r>
+      <w:r>
+        <w:br/>
+      </w:r>
+      <w:r>
+        <w:rPr>
+          <w:b w:val="0"/>
+          <w:i w:val="0"/>
+          <w:sz w:val="20"/>
+          <w:u w:val="none"/>
+        </w:rPr>
+        <w:t>G: Great!</w:t>
       </w:r>
     </w:p>
     <w:p>
@@ -405,16 +1230,16 @@
           <w:sz w:val="20"/>
           <w:u w:val="none"/>
         </w:rPr>
-        <w:t xml:space="preserve">3. </w:t>
-      </w:r>
-      <w:r>
-        <w:rPr>
-          <w:b w:val="0"/>
-          <w:i w:val="0"/>
-          <w:sz w:val="20"/>
-          <w:u w:val="none"/>
-        </w:rPr>
-        <w:t xml:space="preserve">다음 요청에 대한 응답으로 적절하지 </w:t>
+        <w:t xml:space="preserve">6. </w:t>
+      </w:r>
+      <w:r>
+        <w:rPr>
+          <w:b w:val="0"/>
+          <w:i w:val="0"/>
+          <w:sz w:val="20"/>
+          <w:u w:val="none"/>
+        </w:rPr>
+        <w:t xml:space="preserve">위 대화의 내용과 일치하는 것의 </w:t>
       </w:r>
       <w:r>
         <w:rPr>
@@ -423,34 +1248,16 @@
           <w:sz w:val="20"/>
           <w:u w:val="none"/>
         </w:rPr>
-        <w:t>않은</w:t>
-      </w:r>
-      <w:r>
-        <w:rPr>
-          <w:b w:val="0"/>
-          <w:i w:val="0"/>
-          <w:sz w:val="20"/>
-          <w:u w:val="none"/>
-        </w:rPr>
-        <w:t xml:space="preserve"> 것을 </w:t>
-      </w:r>
-      <w:r>
-        <w:rPr>
-          <w:b/>
-          <w:i w:val="0"/>
-          <w:sz w:val="20"/>
-          <w:u w:val="none"/>
-        </w:rPr>
-        <w:t>두 개</w:t>
-      </w:r>
-      <w:r>
-        <w:rPr>
-          <w:b w:val="0"/>
-          <w:i w:val="0"/>
-          <w:sz w:val="20"/>
-          <w:u w:val="none"/>
-        </w:rPr>
-        <w:t xml:space="preserve"> 고르면? </w:t>
+        <w:t>개수</w:t>
+      </w:r>
+      <w:r>
+        <w:rPr>
+          <w:b w:val="0"/>
+          <w:i w:val="0"/>
+          <w:sz w:val="20"/>
+          <w:u w:val="none"/>
+        </w:rPr>
+        <w:t xml:space="preserve">는? </w:t>
       </w:r>
       <w:r>
         <w:rPr>
@@ -481,7 +1288,25 @@
           <w:sz w:val="20"/>
           <w:u w:val="none"/>
         </w:rPr>
-        <w:t>A: Can you please carry this box to my car?</w:t>
+        <w:t xml:space="preserve">ⓐ The girl's favorite painting is </w:t>
+      </w:r>
+      <w:r>
+        <w:rPr>
+          <w:b w:val="0"/>
+          <w:i/>
+          <w:sz w:val="20"/>
+          <w:u w:val="none"/>
+        </w:rPr>
+        <w:t>Sunflowers</w:t>
+      </w:r>
+      <w:r>
+        <w:rPr>
+          <w:b w:val="0"/>
+          <w:i w:val="0"/>
+          <w:sz w:val="20"/>
+          <w:u w:val="none"/>
+        </w:rPr>
+        <w:t>.</w:t>
       </w:r>
       <w:r>
         <w:br/>
@@ -493,7 +1318,91 @@
           <w:sz w:val="20"/>
           <w:u w:val="none"/>
         </w:rPr>
-        <w:t>B: ________________________</w:t>
+        <w:t>ⓑ The man doesn't allow the girl to take a picture of the painting.</w:t>
+      </w:r>
+      <w:r>
+        <w:br/>
+      </w:r>
+      <w:r>
+        <w:rPr>
+          <w:b w:val="0"/>
+          <w:i w:val="0"/>
+          <w:sz w:val="20"/>
+          <w:u w:val="none"/>
+        </w:rPr>
+        <w:t>ⓒ The girl thinks it is a little dark in the room.</w:t>
+      </w:r>
+      <w:r>
+        <w:br/>
+      </w:r>
+      <w:r>
+        <w:rPr>
+          <w:b w:val="0"/>
+          <w:i w:val="0"/>
+          <w:sz w:val="20"/>
+          <w:u w:val="none"/>
+        </w:rPr>
+        <w:t>ⓓ Using the flash can damage paintings.</w:t>
+      </w:r>
+      <w:r>
+        <w:br/>
+      </w:r>
+      <w:r>
+        <w:rPr>
+          <w:b w:val="0"/>
+          <w:i w:val="0"/>
+          <w:sz w:val="20"/>
+          <w:u w:val="none"/>
+        </w:rPr>
+        <w:t>ⓔ The group will see more paintings by Van Gogh next.</w:t>
+      </w:r>
+    </w:p>
+    <w:p>
+      <w:pPr>
+        <w:spacing w:after="30"/>
+        <w:ind w:left="170"/>
+      </w:pPr>
+      <w:r>
+        <w:rPr>
+          <w:b w:val="0"/>
+          <w:i w:val="0"/>
+          <w:sz w:val="20"/>
+          <w:u w:val="none"/>
+        </w:rPr>
+        <w:t>① 1개    ② 2개    ③ 3개    ④ 4개    ⑤ 5개</w:t>
+      </w:r>
+    </w:p>
+    <w:p>
+      <w:pPr>
+        <w:spacing w:after="20" w:before="50"/>
+      </w:pPr>
+      <w:r>
+        <w:rPr>
+          <w:b/>
+          <w:i w:val="0"/>
+          <w:color w:val="1F3864"/>
+          <w:sz w:val="20"/>
+          <w:u w:val="none"/>
+        </w:rPr>
+        <w:t xml:space="preserve">7. </w:t>
+      </w:r>
+      <w:r>
+        <w:rPr>
+          <w:b w:val="0"/>
+          <w:i w:val="0"/>
+          <w:sz w:val="20"/>
+          <w:u w:val="none"/>
+        </w:rPr>
+        <w:t xml:space="preserve">남자가 안내한 규칙을 가장 잘 나타낸 표지판은? (표지판 그림은 글로 설명) </w:t>
+      </w:r>
+      <w:r>
+        <w:rPr>
+          <w:b w:val="0"/>
+          <w:i w:val="0"/>
+          <w:sz w:val="20"/>
+          <w:u w:val="none"/>
+        </w:rPr>
+        <w:t>(3점)</w:t>
       </w:r>
     </w:p>
     <w:p>
@@ -508,7 +1417,7 @@
           <w:sz w:val="20"/>
           <w:u w:val="none"/>
         </w:rPr>
-        <w:t>① Sure. No problem.</w:t>
+        <w:t>① [그림: 카메라 위에 빨간 금지 사선 🚫] 사진 촬영 금지</w:t>
       </w:r>
     </w:p>
     <w:p>
@@ -523,7 +1432,7 @@
           <w:sz w:val="20"/>
           <w:u w:val="none"/>
         </w:rPr>
-        <w:t>② I'm sorry, but I can't. I'm late for my class.</w:t>
+        <w:t>② [그림: 카메라에 초록 ○ / 번쩍이는 플래시 모양 위에 빨간 금지 사선 🚫] 사진 촬영 가능 · 플래시 사용 금지</w:t>
       </w:r>
     </w:p>
     <w:p>
@@ -538,7 +1447,7 @@
           <w:sz w:val="20"/>
           <w:u w:val="none"/>
         </w:rPr>
-        <w:t>③ Yes, I do. I carried it.</w:t>
+        <w:t>③ [그림: 카메라와 플래시 모양 모두에 초록 ○] 사진 촬영·플래시 사용 가능</w:t>
       </w:r>
     </w:p>
     <w:p>
@@ -553,7 +1462,7 @@
           <w:sz w:val="20"/>
           <w:u w:val="none"/>
         </w:rPr>
-        <w:t>④ Why not?</w:t>
+        <w:t>④ [그림: 휴대전화 위에 빨간 금지 사선 🚫] 휴대전화 사용 금지</w:t>
       </w:r>
     </w:p>
     <w:p>
@@ -568,7 +1477,7 @@
           <w:sz w:val="20"/>
           <w:u w:val="none"/>
         </w:rPr>
-        <w:t>⑤ Of course. I can't.</w:t>
+        <w:t>⑤ [그림: 그림 액자를 만지는 손 위에 빨간 금지 사선 🚫] 작품에 손대지 마시오</w:t>
       </w:r>
     </w:p>
     <w:p>
@@ -583,34 +1492,259 @@
           <w:sz w:val="20"/>
           <w:u w:val="none"/>
         </w:rPr>
-        <w:t xml:space="preserve">4. </w:t>
-      </w:r>
-      <w:r>
-        <w:rPr>
-          <w:b w:val="0"/>
-          <w:i w:val="0"/>
-          <w:sz w:val="20"/>
-          <w:u w:val="none"/>
-        </w:rPr>
-        <w:t xml:space="preserve">다음 대화의 내용과 일치하지 </w:t>
-      </w:r>
+        <w:t xml:space="preserve">8. </w:t>
+      </w:r>
+      <w:r>
+        <w:rPr>
+          <w:b w:val="0"/>
+          <w:i w:val="0"/>
+          <w:sz w:val="20"/>
+          <w:u w:val="none"/>
+        </w:rPr>
+        <w:t>[서술형] 다음 질문에 대화의 표현을 이용하여 영어로 답하시오. (Because로 시작, 6단어 이상)</w:t>
+      </w:r>
+      <w:r>
+        <w:br/>
+      </w:r>
+      <w:r>
+        <w:rPr>
+          <w:b w:val="0"/>
+          <w:i w:val="0"/>
+          <w:sz w:val="20"/>
+          <w:u w:val="none"/>
+        </w:rPr>
+        <w:t xml:space="preserve">Q: Why must the girl not use the flash? </w:t>
+      </w:r>
+      <w:r>
+        <w:rPr>
+          <w:b w:val="0"/>
+          <w:i w:val="0"/>
+          <w:sz w:val="20"/>
+          <w:u w:val="none"/>
+        </w:rPr>
+        <w:t>(4점)</w:t>
+      </w:r>
+    </w:p>
+    <w:p>
+      <w:pPr>
+        <w:spacing w:after="30"/>
+        <w:ind w:left="170"/>
+      </w:pPr>
+      <w:r>
+        <w:rPr>
+          <w:b w:val="0"/>
+          <w:i w:val="0"/>
+          <w:sz w:val="20"/>
+          <w:u w:val="none"/>
+        </w:rPr>
+        <w:t>A: Because ________________________________.</w:t>
+      </w:r>
+    </w:p>
+    <w:p>
+      <w:pPr>
+        <w:spacing w:after="30" w:before="100"/>
+      </w:pPr>
       <w:r>
         <w:rPr>
           <w:b/>
           <w:i w:val="0"/>
-          <w:sz w:val="20"/>
-          <w:u w:val="none"/>
-        </w:rPr>
-        <w:t>않는</w:t>
-      </w:r>
-      <w:r>
-        <w:rPr>
-          <w:b w:val="0"/>
-          <w:i w:val="0"/>
-          <w:sz w:val="20"/>
-          <w:u w:val="none"/>
-        </w:rPr>
-        <w:t xml:space="preserve"> 것은? </w:t>
+          <w:color w:val="1F3864"/>
+          <w:sz w:val="21"/>
+          <w:u w:val="none"/>
+        </w:rPr>
+        <w:t>■ [9~11] L5 Listening D·E — 집과 교실에서 허락 구하기</w:t>
+      </w:r>
+    </w:p>
+    <w:p>
+      <w:pPr>
+        <w:spacing w:after="20" w:before="50"/>
+      </w:pPr>
+      <w:r>
+        <w:rPr>
+          <w:b/>
+          <w:i w:val="0"/>
+          <w:color w:val="1F3864"/>
+          <w:sz w:val="20"/>
+          <w:u w:val="none"/>
+        </w:rPr>
+        <w:t xml:space="preserve">9. </w:t>
+      </w:r>
+      <w:r>
+        <w:rPr>
+          <w:b w:val="0"/>
+          <w:i w:val="0"/>
+          <w:sz w:val="20"/>
+          <w:u w:val="none"/>
+        </w:rPr>
+        <w:t xml:space="preserve">다음 중 짝지은 대화가 자연스러운 것은? </w:t>
+      </w:r>
+      <w:r>
+        <w:rPr>
+          <w:b w:val="0"/>
+          <w:i w:val="0"/>
+          <w:sz w:val="20"/>
+          <w:u w:val="none"/>
+        </w:rPr>
+        <w:t>(3점)</w:t>
+      </w:r>
+    </w:p>
+    <w:p>
+      <w:pPr>
+        <w:spacing w:after="10"/>
+        <w:ind w:left="170"/>
+      </w:pPr>
+      <w:r>
+        <w:rPr>
+          <w:b w:val="0"/>
+          <w:i w:val="0"/>
+          <w:sz w:val="20"/>
+          <w:u w:val="none"/>
+        </w:rPr>
+        <w:t>① A: May I touch this golden bear?</w:t>
+      </w:r>
+      <w:r>
+        <w:br/>
+      </w:r>
+      <w:r>
+        <w:rPr>
+          <w:b w:val="0"/>
+          <w:i w:val="0"/>
+          <w:sz w:val="20"/>
+          <w:u w:val="none"/>
+        </w:rPr>
+        <w:t xml:space="preserve"> B: No, you may not. You must not touch anything in this room.</w:t>
+      </w:r>
+    </w:p>
+    <w:p>
+      <w:pPr>
+        <w:spacing w:after="10"/>
+        <w:ind w:left="170"/>
+      </w:pPr>
+      <w:r>
+        <w:rPr>
+          <w:b w:val="0"/>
+          <w:i w:val="0"/>
+          <w:sz w:val="20"/>
+          <w:u w:val="none"/>
+        </w:rPr>
+        <w:t>② A: May I watch TV?</w:t>
+      </w:r>
+      <w:r>
+        <w:br/>
+      </w:r>
+      <w:r>
+        <w:rPr>
+          <w:b w:val="0"/>
+          <w:i w:val="0"/>
+          <w:sz w:val="20"/>
+          <w:u w:val="none"/>
+        </w:rPr>
+        <w:t xml:space="preserve"> B: Of course. You must not watch TV.</w:t>
+      </w:r>
+    </w:p>
+    <w:p>
+      <w:pPr>
+        <w:spacing w:after="10"/>
+        <w:ind w:left="170"/>
+      </w:pPr>
+      <w:r>
+        <w:rPr>
+          <w:b w:val="0"/>
+          <w:i w:val="0"/>
+          <w:sz w:val="20"/>
+          <w:u w:val="none"/>
+        </w:rPr>
+        <w:t>③ A: May I eat cookies?</w:t>
+      </w:r>
+      <w:r>
+        <w:br/>
+      </w:r>
+      <w:r>
+        <w:rPr>
+          <w:b w:val="0"/>
+          <w:i w:val="0"/>
+          <w:sz w:val="20"/>
+          <w:u w:val="none"/>
+        </w:rPr>
+        <w:t xml:space="preserve"> B: No, you can't. Have some now.</w:t>
+      </w:r>
+    </w:p>
+    <w:p>
+      <w:pPr>
+        <w:spacing w:after="10"/>
+        <w:ind w:left="170"/>
+      </w:pPr>
+      <w:r>
+        <w:rPr>
+          <w:b w:val="0"/>
+          <w:i w:val="0"/>
+          <w:sz w:val="20"/>
+          <w:u w:val="none"/>
+        </w:rPr>
+        <w:t>④ A: May I go to the restroom?</w:t>
+      </w:r>
+      <w:r>
+        <w:br/>
+      </w:r>
+      <w:r>
+        <w:rPr>
+          <w:b w:val="0"/>
+          <w:i w:val="0"/>
+          <w:sz w:val="20"/>
+          <w:u w:val="none"/>
+        </w:rPr>
+        <w:t xml:space="preserve"> B: Sure, go ahead. You must not go there.</w:t>
+      </w:r>
+    </w:p>
+    <w:p>
+      <w:pPr>
+        <w:spacing w:after="10"/>
+        <w:ind w:left="170"/>
+      </w:pPr>
+      <w:r>
+        <w:rPr>
+          <w:b w:val="0"/>
+          <w:i w:val="0"/>
+          <w:sz w:val="20"/>
+          <w:u w:val="none"/>
+        </w:rPr>
+        <w:t>⑤ A: May I turn off the light?</w:t>
+      </w:r>
+      <w:r>
+        <w:br/>
+      </w:r>
+      <w:r>
+        <w:rPr>
+          <w:b w:val="0"/>
+          <w:i w:val="0"/>
+          <w:sz w:val="20"/>
+          <w:u w:val="none"/>
+        </w:rPr>
+        <w:t xml:space="preserve"> B: Yes, you may. I turned it off yesterday.</w:t>
+      </w:r>
+    </w:p>
+    <w:p>
+      <w:pPr>
+        <w:spacing w:after="20" w:before="50"/>
+      </w:pPr>
+      <w:r>
+        <w:rPr>
+          <w:b/>
+          <w:i w:val="0"/>
+          <w:color w:val="1F3864"/>
+          <w:sz w:val="20"/>
+          <w:u w:val="none"/>
+        </w:rPr>
+        <w:t xml:space="preserve">10. </w:t>
+      </w:r>
+      <w:r>
+        <w:rPr>
+          <w:b w:val="0"/>
+          <w:i w:val="0"/>
+          <w:sz w:val="20"/>
+          <w:u w:val="none"/>
+        </w:rPr>
+        <w:t xml:space="preserve">다음 대화를 읽고 부모님이 허락한 것(○)과 허락하지 않은 것(×)을 표로 정리할 때, 바르게 짝지어진 것은? </w:t>
       </w:r>
       <w:r>
         <w:rPr>
@@ -641,7 +1775,7 @@
           <w:sz w:val="20"/>
           <w:u w:val="none"/>
         </w:rPr>
-        <w:t>M: For here or to go?</w:t>
+        <w:t>Q: May I use my phone?</w:t>
       </w:r>
       <w:r>
         <w:br/>
@@ -653,7 +1787,7 @@
           <w:sz w:val="20"/>
           <w:u w:val="none"/>
         </w:rPr>
-        <w:t>G: For here, please. And can you please put my smoothie in a plastic cup, not in a glass?</w:t>
+        <w:t>A: Yes, you can.</w:t>
       </w:r>
       <w:r>
         <w:br/>
@@ -665,7 +1799,7 @@
           <w:sz w:val="20"/>
           <w:u w:val="none"/>
         </w:rPr>
-        <w:t>M: I'm sorry, but we don't use single-use plastic cups inside the café.</w:t>
+        <w:t>Q: May I watch TV?</w:t>
       </w:r>
       <w:r>
         <w:br/>
@@ -677,7 +1811,91 @@
           <w:sz w:val="20"/>
           <w:u w:val="none"/>
         </w:rPr>
-        <w:t>G: Oh, I see.</w:t>
+        <w:t>A: No, you can't.</w:t>
+      </w:r>
+      <w:r>
+        <w:br/>
+      </w:r>
+      <w:r>
+        <w:rPr>
+          <w:b w:val="0"/>
+          <w:i w:val="0"/>
+          <w:sz w:val="20"/>
+          <w:u w:val="none"/>
+        </w:rPr>
+        <w:t>Q: May I eat cookies?</w:t>
+      </w:r>
+      <w:r>
+        <w:br/>
+      </w:r>
+      <w:r>
+        <w:rPr>
+          <w:b w:val="0"/>
+          <w:i w:val="0"/>
+          <w:sz w:val="20"/>
+          <w:u w:val="none"/>
+        </w:rPr>
+        <w:t>A: No, you can't.</w:t>
+      </w:r>
+      <w:r>
+        <w:br/>
+      </w:r>
+      <w:r>
+        <w:br/>
+      </w:r>
+      <w:r>
+        <w:rPr>
+          <w:b w:val="0"/>
+          <w:i w:val="0"/>
+          <w:sz w:val="20"/>
+          <w:u w:val="none"/>
+        </w:rPr>
+        <w:t>use my phone</w:t>
+      </w:r>
+      <w:r>
+        <w:rPr>
+          <w:b w:val="0"/>
+          <w:i w:val="0"/>
+          <w:sz w:val="20"/>
+          <w:u w:val="none"/>
+        </w:rPr>
+        <w:t>watch TV</w:t>
+      </w:r>
+      <w:r>
+        <w:rPr>
+          <w:b w:val="0"/>
+          <w:i w:val="0"/>
+          <w:sz w:val="20"/>
+          <w:u w:val="none"/>
+        </w:rPr>
+        <w:t>eat cookies</w:t>
+      </w:r>
+      <w:r>
+        <w:rPr>
+          <w:b w:val="0"/>
+          <w:i w:val="0"/>
+          <w:sz w:val="20"/>
+          <w:u w:val="none"/>
+        </w:rPr>
+        <w:t>(A)</w:t>
+      </w:r>
+      <w:r>
+        <w:rPr>
+          <w:b w:val="0"/>
+          <w:i w:val="0"/>
+          <w:sz w:val="20"/>
+          <w:u w:val="none"/>
+        </w:rPr>
+        <w:t>(B)</w:t>
+      </w:r>
+      <w:r>
+        <w:rPr>
+          <w:b w:val="0"/>
+          <w:i w:val="0"/>
+          <w:sz w:val="20"/>
+          <w:u w:val="none"/>
+        </w:rPr>
+        <w:t>(C)</w:t>
       </w:r>
     </w:p>
     <w:p>
@@ -692,7 +1910,7 @@
           <w:sz w:val="20"/>
           <w:u w:val="none"/>
         </w:rPr>
-        <w:t>① The girl wants to eat at the café.</w:t>
+        <w:t>① (A) ○ — (B) × — (C) ×</w:t>
       </w:r>
     </w:p>
     <w:p>
@@ -707,7 +1925,7 @@
           <w:sz w:val="20"/>
           <w:u w:val="none"/>
         </w:rPr>
-        <w:t>② The girl asks for a plastic cup.</w:t>
+        <w:t>② (A) ○ — (B) ○ — (C) ×</w:t>
       </w:r>
     </w:p>
     <w:p>
@@ -722,7 +1940,7 @@
           <w:sz w:val="20"/>
           <w:u w:val="none"/>
         </w:rPr>
-        <w:t>③ The girl doesn't want a glass.</w:t>
+        <w:t>③ (A) × — (B) × — (C) ○</w:t>
       </w:r>
     </w:p>
     <w:p>
@@ -737,7 +1955,7 @@
           <w:sz w:val="20"/>
           <w:u w:val="none"/>
         </w:rPr>
-        <w:t>④ The café doesn't use single-use plastic cups inside.</w:t>
+        <w:t>④ (A) ○ — (B) × — (C) ○</w:t>
       </w:r>
     </w:p>
     <w:p>
@@ -752,7 +1970,7 @@
           <w:sz w:val="20"/>
           <w:u w:val="none"/>
         </w:rPr>
-        <w:t>⑤ The man gives the girl a plastic cup.</w:t>
+        <w:t>⑤ (A) × — (B) ○ — (C) ×</w:t>
       </w:r>
     </w:p>
     <w:p>
@@ -767,16 +1985,28 @@
           <w:sz w:val="20"/>
           <w:u w:val="none"/>
         </w:rPr>
-        <w:t xml:space="preserve">5. </w:t>
-      </w:r>
-      <w:r>
-        <w:rPr>
-          <w:b w:val="0"/>
-          <w:i w:val="0"/>
-          <w:sz w:val="20"/>
-          <w:u w:val="none"/>
-        </w:rPr>
-        <w:t xml:space="preserve">(A), (B), (C)의 각 네모 안에서 어법에 맞는 것끼리 짝지어진 것은? </w:t>
+        <w:t xml:space="preserve">11. </w:t>
+      </w:r>
+      <w:r>
+        <w:rPr>
+          <w:b w:val="0"/>
+          <w:i w:val="0"/>
+          <w:sz w:val="20"/>
+          <w:u w:val="none"/>
+        </w:rPr>
+        <w:t>[서술형] 교실 상황의 대화이다. 빈칸 (1), (2)에 들어갈 질문을 〈조건〉에 맞게 쓰시오.</w:t>
+      </w:r>
+      <w:r>
+        <w:br/>
+      </w:r>
+      <w:r>
+        <w:rPr>
+          <w:b w:val="0"/>
+          <w:i w:val="0"/>
+          <w:sz w:val="20"/>
+          <w:u w:val="none"/>
+        </w:rPr>
+        <w:t xml:space="preserve">〈조건〉 ① May I로 시작할 것 ② 괄호 안의 단어를 반드시 사용할 것 </w:t>
       </w:r>
       <w:r>
         <w:rPr>
@@ -807,7 +2037,7 @@
           <w:sz w:val="20"/>
           <w:u w:val="none"/>
         </w:rPr>
-        <w:t>W: Look. Somebody forgot (A)[ to turn / turning ] off the water.</w:t>
+        <w:t>(1) [그림: 교실이 어두워 책이 잘 보이지 않는다.]</w:t>
       </w:r>
       <w:r>
         <w:br/>
@@ -819,7 +2049,7 @@
           <w:sz w:val="20"/>
           <w:u w:val="none"/>
         </w:rPr>
-        <w:t>B: Again? People are so (B)[ forget / forgetful ].</w:t>
+        <w:t xml:space="preserve"> Student: ____________________? (turn)</w:t>
       </w:r>
       <w:r>
         <w:br/>
@@ -831,485 +2061,329 @@
           <w:sz w:val="20"/>
           <w:u w:val="none"/>
         </w:rPr>
-        <w:t>G: Can you please help me (C)[ with / for ] this trash bag?</w:t>
+        <w:t xml:space="preserve"> Teacher: Sure, go ahead. It's too dark in here.</w:t>
+      </w:r>
+      <w:r>
+        <w:br/>
+      </w:r>
+      <w:r>
+        <w:rPr>
+          <w:b w:val="0"/>
+          <w:i w:val="0"/>
+          <w:sz w:val="20"/>
+          <w:u w:val="none"/>
+        </w:rPr>
+        <w:t>(2) [그림: 칠판에 지난 시간 판서가 가득 남아 있다.]</w:t>
+      </w:r>
+      <w:r>
+        <w:br/>
+      </w:r>
+      <w:r>
+        <w:rPr>
+          <w:b w:val="0"/>
+          <w:i w:val="0"/>
+          <w:sz w:val="20"/>
+          <w:u w:val="none"/>
+        </w:rPr>
+        <w:t xml:space="preserve"> Student: ____________________? (clean)</w:t>
+      </w:r>
+      <w:r>
+        <w:br/>
+      </w:r>
+      <w:r>
+        <w:rPr>
+          <w:b w:val="0"/>
+          <w:i w:val="0"/>
+          <w:sz w:val="20"/>
+          <w:u w:val="none"/>
+        </w:rPr>
+        <w:t xml:space="preserve"> Teacher: Yes, you may. Thank you.</w:t>
       </w:r>
     </w:p>
-    <w:tbl>
-      <w:tblPr>
-        <w:tblStyle w:val="TableGrid"/>
-        <w:tblW w:type="auto" w:w="0"/>
-        <w:tblLook w:firstColumn="1" w:firstRow="1" w:lastColumn="0" w:lastRow="0" w:noHBand="0" w:noVBand="1" w:val="04A0"/>
-      </w:tblPr>
-      <w:tblGrid>
-        <w:gridCol w:w="2579"/>
-        <w:gridCol w:w="2579"/>
-        <w:gridCol w:w="2579"/>
-        <w:gridCol w:w="2579"/>
-      </w:tblGrid>
-      <w:tr>
-        <w:tc>
-          <w:tcPr>
-            <w:tcW w:type="dxa" w:w="2579"/>
-          </w:tcPr>
-          <w:p>
-            <w:pPr>
-              <w:spacing w:after="0"/>
-            </w:pPr>
-          </w:p>
-        </w:tc>
-        <w:tc>
-          <w:tcPr>
-            <w:tcW w:type="dxa" w:w="2579"/>
-          </w:tcPr>
-          <w:p>
-            <w:pPr>
-              <w:spacing w:after="0"/>
-            </w:pPr>
-            <w:r>
-              <w:rPr>
-                <w:b/>
-                <w:i w:val="0"/>
-                <w:sz w:val="18"/>
-                <w:u w:val="none"/>
-              </w:rPr>
-              <w:t>(A)</w:t>
-            </w:r>
-          </w:p>
-        </w:tc>
-        <w:tc>
-          <w:tcPr>
-            <w:tcW w:type="dxa" w:w="2579"/>
-          </w:tcPr>
-          <w:p>
-            <w:pPr>
-              <w:spacing w:after="0"/>
-            </w:pPr>
-            <w:r>
-              <w:rPr>
-                <w:b/>
-                <w:i w:val="0"/>
-                <w:sz w:val="18"/>
-                <w:u w:val="none"/>
-              </w:rPr>
-              <w:t>(B)</w:t>
-            </w:r>
-          </w:p>
-        </w:tc>
-        <w:tc>
-          <w:tcPr>
-            <w:tcW w:type="dxa" w:w="2579"/>
-          </w:tcPr>
-          <w:p>
-            <w:pPr>
-              <w:spacing w:after="0"/>
-            </w:pPr>
-            <w:r>
-              <w:rPr>
-                <w:b/>
-                <w:i w:val="0"/>
-                <w:sz w:val="18"/>
-                <w:u w:val="none"/>
-              </w:rPr>
-              <w:t>(C)</w:t>
-            </w:r>
-          </w:p>
-        </w:tc>
-      </w:tr>
-      <w:tr>
-        <w:tc>
-          <w:tcPr>
-            <w:tcW w:type="dxa" w:w="2579"/>
-          </w:tcPr>
-          <w:p>
-            <w:pPr>
-              <w:spacing w:after="0"/>
-            </w:pPr>
-            <w:r>
-              <w:rPr>
-                <w:b w:val="0"/>
-                <w:i w:val="0"/>
-                <w:sz w:val="18"/>
-                <w:u w:val="none"/>
-              </w:rPr>
-              <w:t>①</w:t>
-            </w:r>
-          </w:p>
-        </w:tc>
-        <w:tc>
-          <w:tcPr>
-            <w:tcW w:type="dxa" w:w="2579"/>
-          </w:tcPr>
-          <w:p>
-            <w:pPr>
-              <w:spacing w:after="0"/>
-            </w:pPr>
-            <w:r>
-              <w:rPr>
-                <w:b w:val="0"/>
-                <w:i w:val="0"/>
-                <w:sz w:val="18"/>
-                <w:u w:val="none"/>
-              </w:rPr>
-              <w:t>to turn</w:t>
-            </w:r>
-          </w:p>
-        </w:tc>
-        <w:tc>
-          <w:tcPr>
-            <w:tcW w:type="dxa" w:w="2579"/>
-          </w:tcPr>
-          <w:p>
-            <w:pPr>
-              <w:spacing w:after="0"/>
-            </w:pPr>
-            <w:r>
-              <w:rPr>
-                <w:b w:val="0"/>
-                <w:i w:val="0"/>
-                <w:sz w:val="18"/>
-                <w:u w:val="none"/>
-              </w:rPr>
-              <w:t>forget</w:t>
-            </w:r>
-          </w:p>
-        </w:tc>
-        <w:tc>
-          <w:tcPr>
-            <w:tcW w:type="dxa" w:w="2579"/>
-          </w:tcPr>
-          <w:p>
-            <w:pPr>
-              <w:spacing w:after="0"/>
-            </w:pPr>
-            <w:r>
-              <w:rPr>
-                <w:b w:val="0"/>
-                <w:i w:val="0"/>
-                <w:sz w:val="18"/>
-                <w:u w:val="none"/>
-              </w:rPr>
-              <w:t>with</w:t>
-            </w:r>
-          </w:p>
-        </w:tc>
-      </w:tr>
-      <w:tr>
-        <w:tc>
-          <w:tcPr>
-            <w:tcW w:type="dxa" w:w="2579"/>
-          </w:tcPr>
-          <w:p>
-            <w:pPr>
-              <w:spacing w:after="0"/>
-            </w:pPr>
-            <w:r>
-              <w:rPr>
-                <w:b w:val="0"/>
-                <w:i w:val="0"/>
-                <w:sz w:val="18"/>
-                <w:u w:val="none"/>
-              </w:rPr>
-              <w:t>②</w:t>
-            </w:r>
-          </w:p>
-        </w:tc>
-        <w:tc>
-          <w:tcPr>
-            <w:tcW w:type="dxa" w:w="2579"/>
-          </w:tcPr>
-          <w:p>
-            <w:pPr>
-              <w:spacing w:after="0"/>
-            </w:pPr>
-            <w:r>
-              <w:rPr>
-                <w:b w:val="0"/>
-                <w:i w:val="0"/>
-                <w:sz w:val="18"/>
-                <w:u w:val="none"/>
-              </w:rPr>
-              <w:t>to turn</w:t>
-            </w:r>
-          </w:p>
-        </w:tc>
-        <w:tc>
-          <w:tcPr>
-            <w:tcW w:type="dxa" w:w="2579"/>
-          </w:tcPr>
-          <w:p>
-            <w:pPr>
-              <w:spacing w:after="0"/>
-            </w:pPr>
-            <w:r>
-              <w:rPr>
-                <w:b w:val="0"/>
-                <w:i w:val="0"/>
-                <w:sz w:val="18"/>
-                <w:u w:val="none"/>
-              </w:rPr>
-              <w:t>forgetful</w:t>
-            </w:r>
-          </w:p>
-        </w:tc>
-        <w:tc>
-          <w:tcPr>
-            <w:tcW w:type="dxa" w:w="2579"/>
-          </w:tcPr>
-          <w:p>
-            <w:pPr>
-              <w:spacing w:after="0"/>
-            </w:pPr>
-            <w:r>
-              <w:rPr>
-                <w:b w:val="0"/>
-                <w:i w:val="0"/>
-                <w:sz w:val="18"/>
-                <w:u w:val="none"/>
-              </w:rPr>
-              <w:t>with</w:t>
-            </w:r>
-          </w:p>
-        </w:tc>
-      </w:tr>
-      <w:tr>
-        <w:tc>
-          <w:tcPr>
-            <w:tcW w:type="dxa" w:w="2579"/>
-          </w:tcPr>
-          <w:p>
-            <w:pPr>
-              <w:spacing w:after="0"/>
-            </w:pPr>
-            <w:r>
-              <w:rPr>
-                <w:b w:val="0"/>
-                <w:i w:val="0"/>
-                <w:sz w:val="18"/>
-                <w:u w:val="none"/>
-              </w:rPr>
-              <w:t>③</w:t>
-            </w:r>
-          </w:p>
-        </w:tc>
-        <w:tc>
-          <w:tcPr>
-            <w:tcW w:type="dxa" w:w="2579"/>
-          </w:tcPr>
-          <w:p>
-            <w:pPr>
-              <w:spacing w:after="0"/>
-            </w:pPr>
-            <w:r>
-              <w:rPr>
-                <w:b w:val="0"/>
-                <w:i w:val="0"/>
-                <w:sz w:val="18"/>
-                <w:u w:val="none"/>
-              </w:rPr>
-              <w:t>turning</w:t>
-            </w:r>
-          </w:p>
-        </w:tc>
-        <w:tc>
-          <w:tcPr>
-            <w:tcW w:type="dxa" w:w="2579"/>
-          </w:tcPr>
-          <w:p>
-            <w:pPr>
-              <w:spacing w:after="0"/>
-            </w:pPr>
-            <w:r>
-              <w:rPr>
-                <w:b w:val="0"/>
-                <w:i w:val="0"/>
-                <w:sz w:val="18"/>
-                <w:u w:val="none"/>
-              </w:rPr>
-              <w:t>forgetful</w:t>
-            </w:r>
-          </w:p>
-        </w:tc>
-        <w:tc>
-          <w:tcPr>
-            <w:tcW w:type="dxa" w:w="2579"/>
-          </w:tcPr>
-          <w:p>
-            <w:pPr>
-              <w:spacing w:after="0"/>
-            </w:pPr>
-            <w:r>
-              <w:rPr>
-                <w:b w:val="0"/>
-                <w:i w:val="0"/>
-                <w:sz w:val="18"/>
-                <w:u w:val="none"/>
-              </w:rPr>
-              <w:t>for</w:t>
-            </w:r>
-          </w:p>
-        </w:tc>
-      </w:tr>
-      <w:tr>
-        <w:tc>
-          <w:tcPr>
-            <w:tcW w:type="dxa" w:w="2579"/>
-          </w:tcPr>
-          <w:p>
-            <w:pPr>
-              <w:spacing w:after="0"/>
-            </w:pPr>
-            <w:r>
-              <w:rPr>
-                <w:b w:val="0"/>
-                <w:i w:val="0"/>
-                <w:sz w:val="18"/>
-                <w:u w:val="none"/>
-              </w:rPr>
-              <w:t>④</w:t>
-            </w:r>
-          </w:p>
-        </w:tc>
-        <w:tc>
-          <w:tcPr>
-            <w:tcW w:type="dxa" w:w="2579"/>
-          </w:tcPr>
-          <w:p>
-            <w:pPr>
-              <w:spacing w:after="0"/>
-            </w:pPr>
-            <w:r>
-              <w:rPr>
-                <w:b w:val="0"/>
-                <w:i w:val="0"/>
-                <w:sz w:val="18"/>
-                <w:u w:val="none"/>
-              </w:rPr>
-              <w:t>turning</w:t>
-            </w:r>
-          </w:p>
-        </w:tc>
-        <w:tc>
-          <w:tcPr>
-            <w:tcW w:type="dxa" w:w="2579"/>
-          </w:tcPr>
-          <w:p>
-            <w:pPr>
-              <w:spacing w:after="0"/>
-            </w:pPr>
-            <w:r>
-              <w:rPr>
-                <w:b w:val="0"/>
-                <w:i w:val="0"/>
-                <w:sz w:val="18"/>
-                <w:u w:val="none"/>
-              </w:rPr>
-              <w:t>forget</w:t>
-            </w:r>
-          </w:p>
-        </w:tc>
-        <w:tc>
-          <w:tcPr>
-            <w:tcW w:type="dxa" w:w="2579"/>
-          </w:tcPr>
-          <w:p>
-            <w:pPr>
-              <w:spacing w:after="0"/>
-            </w:pPr>
-            <w:r>
-              <w:rPr>
-                <w:b w:val="0"/>
-                <w:i w:val="0"/>
-                <w:sz w:val="18"/>
-                <w:u w:val="none"/>
-              </w:rPr>
-              <w:t>with</w:t>
-            </w:r>
-          </w:p>
-        </w:tc>
-      </w:tr>
-      <w:tr>
-        <w:tc>
-          <w:tcPr>
-            <w:tcW w:type="dxa" w:w="2579"/>
-          </w:tcPr>
-          <w:p>
-            <w:pPr>
-              <w:spacing w:after="0"/>
-            </w:pPr>
-            <w:r>
-              <w:rPr>
-                <w:b w:val="0"/>
-                <w:i w:val="0"/>
-                <w:sz w:val="18"/>
-                <w:u w:val="none"/>
-              </w:rPr>
-              <w:t>⑤</w:t>
-            </w:r>
-          </w:p>
-        </w:tc>
-        <w:tc>
-          <w:tcPr>
-            <w:tcW w:type="dxa" w:w="2579"/>
-          </w:tcPr>
-          <w:p>
-            <w:pPr>
-              <w:spacing w:after="0"/>
-            </w:pPr>
-            <w:r>
-              <w:rPr>
-                <w:b w:val="0"/>
-                <w:i w:val="0"/>
-                <w:sz w:val="18"/>
-                <w:u w:val="none"/>
-              </w:rPr>
-              <w:t>to turn</w:t>
-            </w:r>
-          </w:p>
-        </w:tc>
-        <w:tc>
-          <w:tcPr>
-            <w:tcW w:type="dxa" w:w="2579"/>
-          </w:tcPr>
-          <w:p>
-            <w:pPr>
-              <w:spacing w:after="0"/>
-            </w:pPr>
-            <w:r>
-              <w:rPr>
-                <w:b w:val="0"/>
-                <w:i w:val="0"/>
-                <w:sz w:val="18"/>
-                <w:u w:val="none"/>
-              </w:rPr>
-              <w:t>forgetful</w:t>
-            </w:r>
-          </w:p>
-        </w:tc>
-        <w:tc>
-          <w:tcPr>
-            <w:tcW w:type="dxa" w:w="2579"/>
-          </w:tcPr>
-          <w:p>
-            <w:pPr>
-              <w:spacing w:after="0"/>
-            </w:pPr>
-            <w:r>
-              <w:rPr>
-                <w:b w:val="0"/>
-                <w:i w:val="0"/>
-                <w:sz w:val="18"/>
-                <w:u w:val="none"/>
-              </w:rPr>
-              <w:t>for</w:t>
-            </w:r>
-          </w:p>
-        </w:tc>
-      </w:tr>
-    </w:tbl>
     <w:p>
       <w:pPr>
-        <w:spacing w:after="20"/>
+        <w:spacing w:after="30"/>
+        <w:ind w:left="170"/>
       </w:pPr>
+      <w:r>
+        <w:rPr>
+          <w:b w:val="0"/>
+          <w:i w:val="0"/>
+          <w:sz w:val="20"/>
+          <w:u w:val="none"/>
+        </w:rPr>
+        <w:t>(1) ____________________________?</w:t>
+      </w:r>
+      <w:r>
+        <w:br/>
+      </w:r>
+      <w:r>
+        <w:rPr>
+          <w:b w:val="0"/>
+          <w:i w:val="0"/>
+          <w:sz w:val="20"/>
+          <w:u w:val="none"/>
+        </w:rPr>
+        <w:t>(2) ____________________________?</w:t>
+      </w:r>
+    </w:p>
+    <w:p>
+      <w:pPr>
+        <w:spacing w:after="30" w:before="100"/>
+      </w:pPr>
+      <w:r>
+        <w:rPr>
+          <w:b/>
+          <w:i w:val="0"/>
+          <w:color w:val="1F3864"/>
+          <w:sz w:val="21"/>
+          <w:u w:val="none"/>
+        </w:rPr>
+        <w:t>■ [12~15] L6 Listening A — 도움 요청하기·거절의 이유 (다음 대화 (a)~(d)를 읽고 물음에 답하시오.)</w:t>
+      </w:r>
+    </w:p>
+    <w:p>
+      <w:pPr>
+        <w:spacing w:after="60"/>
+        <w:pBdr>
+          <w:top w:val="single" w:sz="4" w:space="3" w:color="9AA9C2"/>
+          <w:left w:val="single" w:sz="4" w:space="3" w:color="9AA9C2"/>
+          <w:bottom w:val="single" w:sz="4" w:space="3" w:color="9AA9C2"/>
+          <w:right w:val="single" w:sz="4" w:space="3" w:color="9AA9C2"/>
+        </w:pBdr>
+        <w:ind w:left="57" w:right="57"/>
+      </w:pPr>
+      <w:r>
+        <w:rPr>
+          <w:b/>
+          <w:i w:val="0"/>
+          <w:sz w:val="20"/>
+          <w:u w:val="none"/>
+        </w:rPr>
+        <w:t>(a)</w:t>
+      </w:r>
+      <w:r>
+        <w:br/>
+      </w:r>
+      <w:r>
+        <w:rPr>
+          <w:b w:val="0"/>
+          <w:i w:val="0"/>
+          <w:sz w:val="20"/>
+          <w:u w:val="none"/>
+        </w:rPr>
+        <w:t>W: Excuse me, but can you please close the door? The air conditioner is on.</w:t>
+      </w:r>
+      <w:r>
+        <w:br/>
+      </w:r>
+      <w:r>
+        <w:rPr>
+          <w:b w:val="0"/>
+          <w:i w:val="0"/>
+          <w:sz w:val="20"/>
+          <w:u w:val="none"/>
+        </w:rPr>
+        <w:t>B: Oh, I didn't know that. I'll close it right away.</w:t>
+      </w:r>
+      <w:r>
+        <w:br/>
+      </w:r>
+      <w:r>
+        <w:rPr>
+          <w:b w:val="0"/>
+          <w:i w:val="0"/>
+          <w:sz w:val="20"/>
+          <w:u w:val="none"/>
+        </w:rPr>
+        <w:t>W: Thanks.</w:t>
+      </w:r>
+      <w:r>
+        <w:br/>
+      </w:r>
+      <w:r>
+        <w:br/>
+      </w:r>
+      <w:r>
+        <w:rPr>
+          <w:b/>
+          <w:i w:val="0"/>
+          <w:sz w:val="20"/>
+          <w:u w:val="none"/>
+        </w:rPr>
+        <w:t>(b)</w:t>
+      </w:r>
+      <w:r>
+        <w:br/>
+      </w:r>
+      <w:r>
+        <w:rPr>
+          <w:b w:val="0"/>
+          <w:i w:val="0"/>
+          <w:sz w:val="20"/>
+          <w:u w:val="none"/>
+        </w:rPr>
+        <w:t>M: For here or to go?</w:t>
+      </w:r>
+      <w:r>
+        <w:br/>
+      </w:r>
+      <w:r>
+        <w:rPr>
+          <w:b w:val="0"/>
+          <w:i w:val="0"/>
+          <w:sz w:val="20"/>
+          <w:u w:val="none"/>
+        </w:rPr>
+        <w:t>G: For here, please. And can you please put my smoothie in a plastic cup, not in a glass?</w:t>
+      </w:r>
+      <w:r>
+        <w:br/>
+      </w:r>
+      <w:r>
+        <w:rPr>
+          <w:b w:val="0"/>
+          <w:i w:val="0"/>
+          <w:sz w:val="20"/>
+          <w:u w:val="none"/>
+        </w:rPr>
+        <w:t>M: I'm sorry, but we don't use single-use plastic cups inside the café.</w:t>
+      </w:r>
+      <w:r>
+        <w:br/>
+      </w:r>
+      <w:r>
+        <w:rPr>
+          <w:b w:val="0"/>
+          <w:i w:val="0"/>
+          <w:sz w:val="20"/>
+          <w:u w:val="none"/>
+        </w:rPr>
+        <w:t>G: Oh, I see.</w:t>
+      </w:r>
+      <w:r>
+        <w:br/>
+      </w:r>
+      <w:r>
+        <w:br/>
+      </w:r>
+      <w:r>
+        <w:rPr>
+          <w:b/>
+          <w:i w:val="0"/>
+          <w:sz w:val="20"/>
+          <w:u w:val="none"/>
+        </w:rPr>
+        <w:t>(c)</w:t>
+      </w:r>
+      <w:r>
+        <w:br/>
+      </w:r>
+      <w:r>
+        <w:rPr>
+          <w:b w:val="0"/>
+          <w:i w:val="0"/>
+          <w:sz w:val="20"/>
+          <w:u w:val="none"/>
+        </w:rPr>
+        <w:t>W: Look. Somebody forgot to turn off the water.</w:t>
+      </w:r>
+      <w:r>
+        <w:br/>
+      </w:r>
+      <w:r>
+        <w:rPr>
+          <w:b w:val="0"/>
+          <w:i w:val="0"/>
+          <w:sz w:val="20"/>
+          <w:u w:val="none"/>
+        </w:rPr>
+        <w:t>B: Again? People are so forgetful.</w:t>
+      </w:r>
+      <w:r>
+        <w:br/>
+      </w:r>
+      <w:r>
+        <w:rPr>
+          <w:b w:val="0"/>
+          <w:i w:val="0"/>
+          <w:sz w:val="20"/>
+          <w:u w:val="none"/>
+        </w:rPr>
+        <w:t>W: I know. Can you run over there and turn off the water?</w:t>
+      </w:r>
+      <w:r>
+        <w:br/>
+      </w:r>
+      <w:r>
+        <w:rPr>
+          <w:b w:val="0"/>
+          <w:i w:val="0"/>
+          <w:sz w:val="20"/>
+          <w:u w:val="none"/>
+        </w:rPr>
+        <w:t>B: Sure. No problem.</w:t>
+      </w:r>
+      <w:r>
+        <w:br/>
+      </w:r>
+      <w:r>
+        <w:br/>
+      </w:r>
+      <w:r>
+        <w:rPr>
+          <w:b/>
+          <w:i w:val="0"/>
+          <w:sz w:val="20"/>
+          <w:u w:val="none"/>
+        </w:rPr>
+        <w:t>(d)</w:t>
+      </w:r>
+      <w:r>
+        <w:br/>
+      </w:r>
+      <w:r>
+        <w:rPr>
+          <w:b w:val="0"/>
+          <w:i w:val="0"/>
+          <w:sz w:val="20"/>
+          <w:u w:val="none"/>
+        </w:rPr>
+        <w:t>M: Can you please carry this box to my car?</w:t>
+      </w:r>
+      <w:r>
+        <w:br/>
+      </w:r>
+      <w:r>
+        <w:rPr>
+          <w:b w:val="0"/>
+          <w:i w:val="0"/>
+          <w:sz w:val="20"/>
+          <w:u w:val="none"/>
+        </w:rPr>
+        <w:t xml:space="preserve">G: </w:t>
+      </w:r>
+      <w:r>
+        <w:rPr>
+          <w:b w:val="0"/>
+          <w:i w:val="0"/>
+          <w:sz w:val="20"/>
+          <w:u w:val="single"/>
+        </w:rPr>
+        <w:t>I'm really sorry, Dad, but I'm late for my class.</w:t>
+      </w:r>
+      <w:r>
+        <w:br/>
+      </w:r>
+      <w:r>
+        <w:rPr>
+          <w:b w:val="0"/>
+          <w:i w:val="0"/>
+          <w:sz w:val="20"/>
+          <w:u w:val="none"/>
+        </w:rPr>
+        <w:t>M: Oh, I see. I'll ask somebody else.</w:t>
+      </w:r>
     </w:p>
     <w:p>
       <w:pPr>
@@ -1323,16 +2397,34 @@
           <w:sz w:val="20"/>
           <w:u w:val="none"/>
         </w:rPr>
-        <w:t xml:space="preserve">6. </w:t>
-      </w:r>
-      <w:r>
-        <w:rPr>
-          <w:b w:val="0"/>
-          <w:i w:val="0"/>
-          <w:sz w:val="20"/>
-          <w:u w:val="none"/>
-        </w:rPr>
-        <w:t xml:space="preserve">(가)~(라)를 자연스러운 대화가 되도록 바르게 배열한 것은? </w:t>
+        <w:t xml:space="preserve">12. </w:t>
+      </w:r>
+      <w:r>
+        <w:rPr>
+          <w:b w:val="0"/>
+          <w:i w:val="0"/>
+          <w:sz w:val="20"/>
+          <w:u w:val="none"/>
+        </w:rPr>
+        <w:t xml:space="preserve">(a)~(d)의 내용에 대한 질문과 답이 바르지 </w:t>
+      </w:r>
+      <w:r>
+        <w:rPr>
+          <w:b w:val="0"/>
+          <w:i w:val="0"/>
+          <w:sz w:val="20"/>
+          <w:u w:val="single"/>
+        </w:rPr>
+        <w:t>않은</w:t>
+      </w:r>
+      <w:r>
+        <w:rPr>
+          <w:b w:val="0"/>
+          <w:i w:val="0"/>
+          <w:sz w:val="20"/>
+          <w:u w:val="none"/>
+        </w:rPr>
+        <w:t xml:space="preserve"> 것은? </w:t>
       </w:r>
       <w:r>
         <w:rPr>
@@ -1342,6 +2434,192 @@
           <w:u w:val="none"/>
         </w:rPr>
         <w:t>(3점)</w:t>
+      </w:r>
+    </w:p>
+    <w:p>
+      <w:pPr>
+        <w:spacing w:after="10"/>
+        <w:ind w:left="170"/>
+      </w:pPr>
+      <w:r>
+        <w:rPr>
+          <w:b w:val="0"/>
+          <w:i w:val="0"/>
+          <w:sz w:val="20"/>
+          <w:u w:val="none"/>
+        </w:rPr>
+        <w:t>① Q: In (a), why does the woman ask the boy to close the door?</w:t>
+      </w:r>
+      <w:r>
+        <w:br/>
+      </w:r>
+      <w:r>
+        <w:rPr>
+          <w:b w:val="0"/>
+          <w:i w:val="0"/>
+          <w:sz w:val="20"/>
+          <w:u w:val="none"/>
+        </w:rPr>
+        <w:t xml:space="preserve"> A: Because the air conditioner is on.</w:t>
+      </w:r>
+    </w:p>
+    <w:p>
+      <w:pPr>
+        <w:spacing w:after="10"/>
+        <w:ind w:left="170"/>
+      </w:pPr>
+      <w:r>
+        <w:rPr>
+          <w:b w:val="0"/>
+          <w:i w:val="0"/>
+          <w:sz w:val="20"/>
+          <w:u w:val="none"/>
+        </w:rPr>
+        <w:t>② Q: In (b), why can't the girl get a plastic cup?</w:t>
+      </w:r>
+      <w:r>
+        <w:br/>
+      </w:r>
+      <w:r>
+        <w:rPr>
+          <w:b w:val="0"/>
+          <w:i w:val="0"/>
+          <w:sz w:val="20"/>
+          <w:u w:val="none"/>
+        </w:rPr>
+        <w:t xml:space="preserve"> A: Because the café doesn't use single-use plastic cups inside.</w:t>
+      </w:r>
+    </w:p>
+    <w:p>
+      <w:pPr>
+        <w:spacing w:after="10"/>
+        <w:ind w:left="170"/>
+      </w:pPr>
+      <w:r>
+        <w:rPr>
+          <w:b w:val="0"/>
+          <w:i w:val="0"/>
+          <w:sz w:val="20"/>
+          <w:u w:val="none"/>
+        </w:rPr>
+        <w:t>③ Q: In (d), why does the man ask somebody else?</w:t>
+      </w:r>
+      <w:r>
+        <w:br/>
+      </w:r>
+      <w:r>
+        <w:rPr>
+          <w:b w:val="0"/>
+          <w:i w:val="0"/>
+          <w:sz w:val="20"/>
+          <w:u w:val="none"/>
+        </w:rPr>
+        <w:t xml:space="preserve"> A: Because the box is too heavy for him.</w:t>
+      </w:r>
+    </w:p>
+    <w:p>
+      <w:pPr>
+        <w:spacing w:after="10"/>
+        <w:ind w:left="170"/>
+      </w:pPr>
+      <w:r>
+        <w:rPr>
+          <w:b w:val="0"/>
+          <w:i w:val="0"/>
+          <w:sz w:val="20"/>
+          <w:u w:val="none"/>
+        </w:rPr>
+        <w:t>④ Q: In (c), why does the boy run over there?</w:t>
+      </w:r>
+      <w:r>
+        <w:br/>
+      </w:r>
+      <w:r>
+        <w:rPr>
+          <w:b w:val="0"/>
+          <w:i w:val="0"/>
+          <w:sz w:val="20"/>
+          <w:u w:val="none"/>
+        </w:rPr>
+        <w:t xml:space="preserve"> A: To turn off the water.</w:t>
+      </w:r>
+    </w:p>
+    <w:p>
+      <w:pPr>
+        <w:spacing w:after="10"/>
+        <w:ind w:left="170"/>
+      </w:pPr>
+      <w:r>
+        <w:rPr>
+          <w:b w:val="0"/>
+          <w:i w:val="0"/>
+          <w:sz w:val="20"/>
+          <w:u w:val="none"/>
+        </w:rPr>
+        <w:t>⑤ Q: In (d), why can't the girl carry the box?</w:t>
+      </w:r>
+      <w:r>
+        <w:br/>
+      </w:r>
+      <w:r>
+        <w:rPr>
+          <w:b w:val="0"/>
+          <w:i w:val="0"/>
+          <w:sz w:val="20"/>
+          <w:u w:val="none"/>
+        </w:rPr>
+        <w:t xml:space="preserve"> A: Because she is late for her class.</w:t>
+      </w:r>
+    </w:p>
+    <w:p>
+      <w:pPr>
+        <w:spacing w:after="20" w:before="50"/>
+      </w:pPr>
+      <w:r>
+        <w:rPr>
+          <w:b/>
+          <w:i w:val="0"/>
+          <w:color w:val="1F3864"/>
+          <w:sz w:val="20"/>
+          <w:u w:val="none"/>
+        </w:rPr>
+        <w:t xml:space="preserve">13. </w:t>
+      </w:r>
+      <w:r>
+        <w:rPr>
+          <w:b w:val="0"/>
+          <w:i w:val="0"/>
+          <w:sz w:val="20"/>
+          <w:u w:val="none"/>
+        </w:rPr>
+        <w:t xml:space="preserve">(b)의 대화를 바탕으로 직원이 작성한 주문 메모에서 대화 내용과 일치하지 </w:t>
+      </w:r>
+      <w:r>
+        <w:rPr>
+          <w:b w:val="0"/>
+          <w:i w:val="0"/>
+          <w:sz w:val="20"/>
+          <w:u w:val="single"/>
+        </w:rPr>
+        <w:t>않는</w:t>
+      </w:r>
+      <w:r>
+        <w:rPr>
+          <w:b w:val="0"/>
+          <w:i w:val="0"/>
+          <w:sz w:val="20"/>
+          <w:u w:val="none"/>
+        </w:rPr>
+        <w:t xml:space="preserve"> 것은? </w:t>
+      </w:r>
+      <w:r>
+        <w:rPr>
+          <w:b w:val="0"/>
+          <w:i w:val="0"/>
+          <w:sz w:val="20"/>
+          <w:u w:val="none"/>
+        </w:rPr>
+        <w:t>(4점)</w:t>
       </w:r>
     </w:p>
     <w:p>
@@ -1358,48 +2636,12 @@
       </w:pPr>
       <w:r>
         <w:rPr>
-          <w:b w:val="0"/>
-          <w:i w:val="0"/>
-          <w:sz w:val="20"/>
-          <w:u w:val="none"/>
-        </w:rPr>
-        <w:t>(가) Sure. No problem.</w:t>
-      </w:r>
-      <w:r>
-        <w:br/>
-      </w:r>
-      <w:r>
-        <w:rPr>
-          <w:b w:val="0"/>
-          <w:i w:val="0"/>
-          <w:sz w:val="20"/>
-          <w:u w:val="none"/>
-        </w:rPr>
-        <w:t>(나) I know. Can you run over there and turn off the water?</w:t>
-      </w:r>
-      <w:r>
-        <w:br/>
-      </w:r>
-      <w:r>
-        <w:rPr>
-          <w:b w:val="0"/>
-          <w:i w:val="0"/>
-          <w:sz w:val="20"/>
-          <w:u w:val="none"/>
-        </w:rPr>
-        <w:t>(다) Look. Somebody forgot to turn off the water.</w:t>
-      </w:r>
-      <w:r>
-        <w:br/>
-      </w:r>
-      <w:r>
-        <w:rPr>
-          <w:b w:val="0"/>
-          <w:i w:val="0"/>
-          <w:sz w:val="20"/>
-          <w:u w:val="none"/>
-        </w:rPr>
-        <w:t>(라) Again? People are so forgetful.</w:t>
+          <w:b/>
+          <w:i w:val="0"/>
+          <w:sz w:val="20"/>
+          <w:u w:val="none"/>
+        </w:rPr>
+        <w:t>[ORDER MEMO]</w:t>
       </w:r>
     </w:p>
     <w:p>
@@ -1414,7 +2656,16 @@
           <w:sz w:val="20"/>
           <w:u w:val="none"/>
         </w:rPr>
-        <w:t>① (가) - (다) - (나) - (라)</w:t>
+        <w:t xml:space="preserve">① For here / To go: </w:t>
+      </w:r>
+      <w:r>
+        <w:rPr>
+          <w:b/>
+          <w:i w:val="0"/>
+          <w:sz w:val="20"/>
+          <w:u w:val="none"/>
+        </w:rPr>
+        <w:t>For here</w:t>
       </w:r>
     </w:p>
     <w:p>
@@ -1429,7 +2680,16 @@
           <w:sz w:val="20"/>
           <w:u w:val="none"/>
         </w:rPr>
-        <w:t>② (나) - (라) - (다) - (가)</w:t>
+        <w:t xml:space="preserve">② Drink: </w:t>
+      </w:r>
+      <w:r>
+        <w:rPr>
+          <w:b/>
+          <w:i w:val="0"/>
+          <w:sz w:val="20"/>
+          <w:u w:val="none"/>
+        </w:rPr>
+        <w:t>smoothie</w:t>
       </w:r>
     </w:p>
     <w:p>
@@ -1444,7 +2704,16 @@
           <w:sz w:val="20"/>
           <w:u w:val="none"/>
         </w:rPr>
-        <w:t>③ (다) - (나) - (라) - (가)</w:t>
+        <w:t xml:space="preserve">③ Customer's request: </w:t>
+      </w:r>
+      <w:r>
+        <w:rPr>
+          <w:b/>
+          <w:i w:val="0"/>
+          <w:sz w:val="20"/>
+          <w:u w:val="none"/>
+        </w:rPr>
+        <w:t>a plastic cup, not a glass</w:t>
       </w:r>
     </w:p>
     <w:p>
@@ -1459,7 +2728,16 @@
           <w:sz w:val="20"/>
           <w:u w:val="none"/>
         </w:rPr>
-        <w:t>④ (다) - (라) - (나) - (가)</w:t>
+        <w:t xml:space="preserve">④ Reason for saying no: </w:t>
+      </w:r>
+      <w:r>
+        <w:rPr>
+          <w:b/>
+          <w:i w:val="0"/>
+          <w:sz w:val="20"/>
+          <w:u w:val="none"/>
+        </w:rPr>
+        <w:t>no single-use plastic cups inside the café</w:t>
       </w:r>
     </w:p>
     <w:p>
@@ -1474,7 +2752,16 @@
           <w:sz w:val="20"/>
           <w:u w:val="none"/>
         </w:rPr>
-        <w:t>⑤ (라) - (다) - (가) - (나)</w:t>
+        <w:t xml:space="preserve">⑤ Result: </w:t>
+      </w:r>
+      <w:r>
+        <w:rPr>
+          <w:b/>
+          <w:i w:val="0"/>
+          <w:sz w:val="20"/>
+          <w:u w:val="none"/>
+        </w:rPr>
+        <w:t>The smoothie is served in a plastic cup.</w:t>
       </w:r>
     </w:p>
     <w:p>
@@ -1489,16 +2776,16 @@
           <w:sz w:val="20"/>
           <w:u w:val="none"/>
         </w:rPr>
-        <w:t xml:space="preserve">7. </w:t>
-      </w:r>
-      <w:r>
-        <w:rPr>
-          <w:b w:val="0"/>
-          <w:i w:val="0"/>
-          <w:sz w:val="20"/>
-          <w:u w:val="none"/>
-        </w:rPr>
-        <w:t xml:space="preserve">다음 중 대화가 </w:t>
+        <w:t xml:space="preserve">14. </w:t>
+      </w:r>
+      <w:r>
+        <w:rPr>
+          <w:b w:val="0"/>
+          <w:i w:val="0"/>
+          <w:sz w:val="20"/>
+          <w:u w:val="none"/>
+        </w:rPr>
+        <w:t xml:space="preserve">(d)의 밑줄 친 말 대신 쓸 수 있는 것을 </w:t>
       </w:r>
       <w:r>
         <w:rPr>
@@ -1507,409 +2794,16 @@
           <w:sz w:val="20"/>
           <w:u w:val="none"/>
         </w:rPr>
-        <w:t>어색한</w:t>
-      </w:r>
-      <w:r>
-        <w:rPr>
-          <w:b w:val="0"/>
-          <w:i w:val="0"/>
-          <w:sz w:val="20"/>
-          <w:u w:val="none"/>
-        </w:rPr>
-        <w:t xml:space="preserve"> 것은? </w:t>
-      </w:r>
-      <w:r>
-        <w:rPr>
-          <w:b w:val="0"/>
-          <w:i w:val="0"/>
-          <w:sz w:val="20"/>
-          <w:u w:val="none"/>
-        </w:rPr>
-        <w:t>(3점)</w:t>
-      </w:r>
-    </w:p>
-    <w:p>
-      <w:pPr>
-        <w:spacing w:after="10"/>
-        <w:ind w:left="170"/>
-      </w:pPr>
-      <w:r>
-        <w:rPr>
-          <w:b w:val="0"/>
-          <w:i w:val="0"/>
-          <w:sz w:val="20"/>
-          <w:u w:val="none"/>
-        </w:rPr>
-        <w:t>① A: Can I ask you a favor? B: Sure. What is it?</w:t>
-      </w:r>
-    </w:p>
-    <w:p>
-      <w:pPr>
-        <w:spacing w:after="10"/>
-        <w:ind w:left="170"/>
-      </w:pPr>
-      <w:r>
-        <w:rPr>
-          <w:b w:val="0"/>
-          <w:i w:val="0"/>
-          <w:sz w:val="20"/>
-          <w:u w:val="none"/>
-        </w:rPr>
-        <w:t>② A: Can you please fix my bike? B: I'm afraid I can't. I'm busy now.</w:t>
-      </w:r>
-    </w:p>
-    <w:p>
-      <w:pPr>
-        <w:spacing w:after="10"/>
-        <w:ind w:left="170"/>
-      </w:pPr>
-      <w:r>
-        <w:rPr>
-          <w:b w:val="0"/>
-          <w:i w:val="0"/>
-          <w:sz w:val="20"/>
-          <w:u w:val="none"/>
-        </w:rPr>
-        <w:t>③ A: For here or to go? B: For here, please.</w:t>
-      </w:r>
-    </w:p>
-    <w:p>
-      <w:pPr>
-        <w:spacing w:after="10"/>
-        <w:ind w:left="170"/>
-      </w:pPr>
-      <w:r>
-        <w:rPr>
-          <w:b w:val="0"/>
-          <w:i w:val="0"/>
-          <w:sz w:val="20"/>
-          <w:u w:val="none"/>
-        </w:rPr>
-        <w:t>④ A: Can you please close the door? B: I'm sorry, but I can't. I'll close it right away.</w:t>
-      </w:r>
-    </w:p>
-    <w:p>
-      <w:pPr>
-        <w:spacing w:after="10"/>
-        <w:ind w:left="170"/>
-      </w:pPr>
-      <w:r>
-        <w:rPr>
-          <w:b w:val="0"/>
-          <w:i w:val="0"/>
-          <w:sz w:val="20"/>
-          <w:u w:val="none"/>
-        </w:rPr>
-        <w:t>⑤ A: I need a favor. B: Okay. What do you need?</w:t>
-      </w:r>
-    </w:p>
-    <w:p>
-      <w:pPr>
-        <w:spacing w:after="30" w:before="100"/>
-      </w:pPr>
-      <w:r>
-        <w:rPr>
-          <w:b/>
-          <w:i w:val="0"/>
-          <w:color w:val="1F3864"/>
-          <w:sz w:val="21"/>
-          <w:u w:val="none"/>
-        </w:rPr>
-        <w:t>■ 2부 [8~12] 다음 대화(플로깅)를 읽고 물음에 답하시오.</w:t>
-      </w:r>
-    </w:p>
-    <w:p>
-      <w:pPr>
-        <w:spacing w:after="60"/>
-        <w:pBdr>
-          <w:top w:val="single" w:sz="4" w:space="3" w:color="9AA9C2"/>
-          <w:left w:val="single" w:sz="4" w:space="3" w:color="9AA9C2"/>
-          <w:bottom w:val="single" w:sz="4" w:space="3" w:color="9AA9C2"/>
-          <w:right w:val="single" w:sz="4" w:space="3" w:color="9AA9C2"/>
-        </w:pBdr>
-        <w:ind w:left="57" w:right="57"/>
-      </w:pPr>
-      <w:r>
-        <w:rPr>
-          <w:b w:val="0"/>
-          <w:i w:val="0"/>
-          <w:sz w:val="20"/>
-          <w:u w:val="none"/>
-        </w:rPr>
-        <w:t>B: Hi, Yuna. What are you doing here?</w:t>
-      </w:r>
-      <w:r>
-        <w:br/>
-      </w:r>
-      <w:r>
-        <w:rPr>
-          <w:b w:val="0"/>
-          <w:i w:val="0"/>
-          <w:sz w:val="20"/>
-          <w:u w:val="none"/>
-        </w:rPr>
-        <w:t>G: Hi, Alex. I'm plogging with my club members.</w:t>
-      </w:r>
-      <w:r>
-        <w:br/>
-      </w:r>
-      <w:r>
-        <w:rPr>
-          <w:b w:val="0"/>
-          <w:i w:val="0"/>
-          <w:sz w:val="20"/>
-          <w:u w:val="none"/>
-        </w:rPr>
-        <w:t xml:space="preserve">B: </w:t>
-      </w:r>
-      <w:r>
-        <w:rPr>
-          <w:b w:val="0"/>
-          <w:i w:val="0"/>
-          <w:sz w:val="20"/>
-          <w:u w:val="single"/>
-        </w:rPr>
-        <w:t>Excuse me?</w:t>
-      </w:r>
-      <w:r>
-        <w:br/>
-      </w:r>
-      <w:r>
-        <w:rPr>
-          <w:b w:val="0"/>
-          <w:i w:val="0"/>
-          <w:sz w:val="20"/>
-          <w:u w:val="none"/>
-        </w:rPr>
-        <w:t>G: Plogging. It means jogging and picking up trash at the same time.</w:t>
-      </w:r>
-      <w:r>
-        <w:br/>
-      </w:r>
-      <w:r>
-        <w:rPr>
-          <w:b w:val="0"/>
-          <w:i w:val="0"/>
-          <w:sz w:val="20"/>
-          <w:u w:val="none"/>
-        </w:rPr>
-        <w:t>B: Sounds cool! So you're a member of a plogging club.</w:t>
-      </w:r>
-      <w:r>
-        <w:br/>
-      </w:r>
-      <w:r>
-        <w:rPr>
-          <w:b w:val="0"/>
-          <w:i w:val="0"/>
-          <w:sz w:val="20"/>
-          <w:u w:val="none"/>
-        </w:rPr>
-        <w:t>G: Yes. We plog together every Saturday morning from 10 to 12. Interested?</w:t>
-      </w:r>
-      <w:r>
-        <w:br/>
-      </w:r>
-      <w:r>
-        <w:rPr>
-          <w:b w:val="0"/>
-          <w:i w:val="0"/>
-          <w:sz w:val="20"/>
-          <w:u w:val="none"/>
-        </w:rPr>
-        <w:t>B: Well, I'll think about it.</w:t>
-      </w:r>
-      <w:r>
-        <w:br/>
-      </w:r>
-      <w:r>
-        <w:rPr>
-          <w:b w:val="0"/>
-          <w:i w:val="0"/>
-          <w:sz w:val="20"/>
-          <w:u w:val="none"/>
-        </w:rPr>
-        <w:t>G: OK. By the way, can you please help me with this trash bag? It's heavy.</w:t>
-      </w:r>
-      <w:r>
-        <w:br/>
-      </w:r>
-      <w:r>
-        <w:rPr>
-          <w:b w:val="0"/>
-          <w:i w:val="0"/>
-          <w:sz w:val="20"/>
-          <w:u w:val="none"/>
-        </w:rPr>
-        <w:t>B: Sure. No problem.</w:t>
-      </w:r>
-    </w:p>
-    <w:p>
-      <w:pPr>
-        <w:spacing w:after="20" w:before="50"/>
-      </w:pPr>
-      <w:r>
-        <w:rPr>
-          <w:b/>
-          <w:i w:val="0"/>
-          <w:color w:val="1F3864"/>
-          <w:sz w:val="20"/>
-          <w:u w:val="none"/>
-        </w:rPr>
-        <w:t xml:space="preserve">8. </w:t>
-      </w:r>
-      <w:r>
-        <w:rPr>
-          <w:b w:val="0"/>
-          <w:i w:val="0"/>
-          <w:sz w:val="20"/>
-          <w:u w:val="none"/>
-        </w:rPr>
-        <w:t xml:space="preserve">위 대화(플로깅)를 읽고 </w:t>
-      </w:r>
-      <w:r>
-        <w:rPr>
-          <w:b/>
-          <w:i w:val="0"/>
-          <w:sz w:val="20"/>
-          <w:u w:val="none"/>
-        </w:rPr>
-        <w:t>답할 수 없는</w:t>
-      </w:r>
-      <w:r>
-        <w:rPr>
-          <w:b w:val="0"/>
-          <w:i w:val="0"/>
-          <w:sz w:val="20"/>
-          <w:u w:val="none"/>
-        </w:rPr>
-        <w:t xml:space="preserve"> 질문은? </w:t>
-      </w:r>
-      <w:r>
-        <w:rPr>
-          <w:b w:val="0"/>
-          <w:i w:val="0"/>
-          <w:sz w:val="20"/>
-          <w:u w:val="none"/>
-        </w:rPr>
-        <w:t>(3점)</w:t>
-      </w:r>
-    </w:p>
-    <w:p>
-      <w:pPr>
-        <w:spacing w:after="10"/>
-        <w:ind w:left="170"/>
-      </w:pPr>
-      <w:r>
-        <w:rPr>
-          <w:b w:val="0"/>
-          <w:i w:val="0"/>
-          <w:sz w:val="20"/>
-          <w:u w:val="none"/>
-        </w:rPr>
-        <w:t>① What is Yuna doing?</w:t>
-      </w:r>
-    </w:p>
-    <w:p>
-      <w:pPr>
-        <w:spacing w:after="10"/>
-        <w:ind w:left="170"/>
-      </w:pPr>
-      <w:r>
-        <w:rPr>
-          <w:b w:val="0"/>
-          <w:i w:val="0"/>
-          <w:sz w:val="20"/>
-          <w:u w:val="none"/>
-        </w:rPr>
-        <w:t>② What does "plogging" mean?</w:t>
-      </w:r>
-    </w:p>
-    <w:p>
-      <w:pPr>
-        <w:spacing w:after="10"/>
-        <w:ind w:left="170"/>
-      </w:pPr>
-      <w:r>
-        <w:rPr>
-          <w:b w:val="0"/>
-          <w:i w:val="0"/>
-          <w:sz w:val="20"/>
-          <w:u w:val="none"/>
-        </w:rPr>
-        <w:t>③ When does the club plog together?</w:t>
-      </w:r>
-    </w:p>
-    <w:p>
-      <w:pPr>
-        <w:spacing w:after="10"/>
-        <w:ind w:left="170"/>
-      </w:pPr>
-      <w:r>
-        <w:rPr>
-          <w:b w:val="0"/>
-          <w:i w:val="0"/>
-          <w:sz w:val="20"/>
-          <w:u w:val="none"/>
-        </w:rPr>
-        <w:t>④ How many members are in the club?</w:t>
-      </w:r>
-    </w:p>
-    <w:p>
-      <w:pPr>
-        <w:spacing w:after="10"/>
-        <w:ind w:left="170"/>
-      </w:pPr>
-      <w:r>
-        <w:rPr>
-          <w:b w:val="0"/>
-          <w:i w:val="0"/>
-          <w:sz w:val="20"/>
-          <w:u w:val="none"/>
-        </w:rPr>
-        <w:t>⑤ What does Yuna ask Alex to do?</w:t>
-      </w:r>
-    </w:p>
-    <w:p>
-      <w:pPr>
-        <w:spacing w:after="20" w:before="50"/>
-      </w:pPr>
-      <w:r>
-        <w:rPr>
-          <w:b/>
-          <w:i w:val="0"/>
-          <w:color w:val="1F3864"/>
-          <w:sz w:val="20"/>
-          <w:u w:val="none"/>
-        </w:rPr>
-        <w:t xml:space="preserve">9. </w:t>
-      </w:r>
-      <w:r>
-        <w:rPr>
-          <w:b w:val="0"/>
-          <w:i w:val="0"/>
-          <w:sz w:val="20"/>
-          <w:u w:val="none"/>
-        </w:rPr>
-        <w:t xml:space="preserve">위 대화의 내용과 일치하는 것을 </w:t>
-      </w:r>
-      <w:r>
-        <w:rPr>
-          <w:b/>
-          <w:i w:val="0"/>
-          <w:sz w:val="20"/>
-          <w:u w:val="none"/>
-        </w:rPr>
-        <w:t>두 개</w:t>
-      </w:r>
-      <w:r>
-        <w:rPr>
-          <w:b w:val="0"/>
-          <w:i w:val="0"/>
-          <w:sz w:val="20"/>
-          <w:u w:val="none"/>
-        </w:rPr>
-        <w:t xml:space="preserve"> 고르면? </w:t>
+        <w:t>모두 고른 것</w:t>
+      </w:r>
+      <w:r>
+        <w:rPr>
+          <w:b w:val="0"/>
+          <w:i w:val="0"/>
+          <w:sz w:val="20"/>
+          <w:u w:val="none"/>
+        </w:rPr>
+        <w:t xml:space="preserve">은? </w:t>
       </w:r>
       <w:r>
         <w:rPr>
@@ -1919,198 +2813,6 @@
           <w:u w:val="none"/>
         </w:rPr>
         <w:t>(4점)</w:t>
-      </w:r>
-    </w:p>
-    <w:p>
-      <w:pPr>
-        <w:spacing w:after="10"/>
-        <w:ind w:left="170"/>
-      </w:pPr>
-      <w:r>
-        <w:rPr>
-          <w:b w:val="0"/>
-          <w:i w:val="0"/>
-          <w:sz w:val="20"/>
-          <w:u w:val="none"/>
-        </w:rPr>
-        <w:t>① Alex is a member of the plogging club.</w:t>
-      </w:r>
-    </w:p>
-    <w:p>
-      <w:pPr>
-        <w:spacing w:after="10"/>
-        <w:ind w:left="170"/>
-      </w:pPr>
-      <w:r>
-        <w:rPr>
-          <w:b w:val="0"/>
-          <w:i w:val="0"/>
-          <w:sz w:val="20"/>
-          <w:u w:val="none"/>
-        </w:rPr>
-        <w:t>② Plogging means jogging and picking up trash at the same time.</w:t>
-      </w:r>
-    </w:p>
-    <w:p>
-      <w:pPr>
-        <w:spacing w:after="10"/>
-        <w:ind w:left="170"/>
-      </w:pPr>
-      <w:r>
-        <w:rPr>
-          <w:b w:val="0"/>
-          <w:i w:val="0"/>
-          <w:sz w:val="20"/>
-          <w:u w:val="none"/>
-        </w:rPr>
-        <w:t>③ The club plogs every Sunday morning.</w:t>
-      </w:r>
-    </w:p>
-    <w:p>
-      <w:pPr>
-        <w:spacing w:after="10"/>
-        <w:ind w:left="170"/>
-      </w:pPr>
-      <w:r>
-        <w:rPr>
-          <w:b w:val="0"/>
-          <w:i w:val="0"/>
-          <w:sz w:val="20"/>
-          <w:u w:val="none"/>
-        </w:rPr>
-        <w:t>④ Alex decides to join the club right away.</w:t>
-      </w:r>
-    </w:p>
-    <w:p>
-      <w:pPr>
-        <w:spacing w:after="10"/>
-        <w:ind w:left="170"/>
-      </w:pPr>
-      <w:r>
-        <w:rPr>
-          <w:b w:val="0"/>
-          <w:i w:val="0"/>
-          <w:sz w:val="20"/>
-          <w:u w:val="none"/>
-        </w:rPr>
-        <w:t>⑤ Alex helps Yuna with the trash bag.</w:t>
-      </w:r>
-    </w:p>
-    <w:p>
-      <w:pPr>
-        <w:spacing w:after="20" w:before="50"/>
-      </w:pPr>
-      <w:r>
-        <w:rPr>
-          <w:b/>
-          <w:i w:val="0"/>
-          <w:color w:val="1F3864"/>
-          <w:sz w:val="20"/>
-          <w:u w:val="none"/>
-        </w:rPr>
-        <w:t xml:space="preserve">10. </w:t>
-      </w:r>
-      <w:r>
-        <w:rPr>
-          <w:b w:val="0"/>
-          <w:i w:val="0"/>
-          <w:sz w:val="20"/>
-          <w:u w:val="none"/>
-        </w:rPr>
-        <w:t xml:space="preserve">위 대화의 밑줄 친 </w:t>
-      </w:r>
-      <w:r>
-        <w:rPr>
-          <w:b w:val="0"/>
-          <w:i w:val="0"/>
-          <w:sz w:val="20"/>
-          <w:u w:val="single"/>
-        </w:rPr>
-        <w:t>Excuse me?</w:t>
-      </w:r>
-      <w:r>
-        <w:rPr>
-          <w:b w:val="0"/>
-          <w:i w:val="0"/>
-          <w:sz w:val="20"/>
-          <w:u w:val="none"/>
-        </w:rPr>
-        <w:t xml:space="preserve">의 의도로 가장 적절한 것은? </w:t>
-      </w:r>
-      <w:r>
-        <w:rPr>
-          <w:b w:val="0"/>
-          <w:i w:val="0"/>
-          <w:sz w:val="20"/>
-          <w:u w:val="none"/>
-        </w:rPr>
-        <w:t>(3점)</w:t>
-      </w:r>
-    </w:p>
-    <w:p>
-      <w:pPr>
-        <w:spacing w:after="30"/>
-        <w:ind w:left="170"/>
-      </w:pPr>
-      <w:r>
-        <w:rPr>
-          <w:b w:val="0"/>
-          <w:i w:val="0"/>
-          <w:sz w:val="20"/>
-          <w:u w:val="none"/>
-        </w:rPr>
-        <w:t>① 사과하기    ② 길을 비켜 달라고 하기    ③ 다시 말해 달라고 하기    ④ 도움을 요청하기    ⑤ 거절하기</w:t>
-      </w:r>
-    </w:p>
-    <w:p>
-      <w:pPr>
-        <w:spacing w:after="20" w:before="50"/>
-      </w:pPr>
-      <w:r>
-        <w:rPr>
-          <w:b/>
-          <w:i w:val="0"/>
-          <w:color w:val="1F3864"/>
-          <w:sz w:val="20"/>
-          <w:u w:val="none"/>
-        </w:rPr>
-        <w:t xml:space="preserve">11. </w:t>
-      </w:r>
-      <w:r>
-        <w:rPr>
-          <w:b w:val="0"/>
-          <w:i w:val="0"/>
-          <w:sz w:val="20"/>
-          <w:u w:val="none"/>
-        </w:rPr>
-        <w:t xml:space="preserve">다음 ⓐ~ⓔ 중 어법상 </w:t>
-      </w:r>
-      <w:r>
-        <w:rPr>
-          <w:b/>
-          <w:i w:val="0"/>
-          <w:sz w:val="20"/>
-          <w:u w:val="none"/>
-        </w:rPr>
-        <w:t>옳은 문장의 개수</w:t>
-      </w:r>
-      <w:r>
-        <w:rPr>
-          <w:b w:val="0"/>
-          <w:i w:val="0"/>
-          <w:sz w:val="20"/>
-          <w:u w:val="none"/>
-        </w:rPr>
-        <w:t xml:space="preserve">는? </w:t>
-      </w:r>
-      <w:r>
-        <w:rPr>
-          <w:b w:val="0"/>
-          <w:i w:val="0"/>
-          <w:sz w:val="20"/>
-          <w:u w:val="none"/>
-        </w:rPr>
-        <w:t>(5점)</w:t>
       </w:r>
     </w:p>
     <w:p>
@@ -2132,7 +2834,7 @@
           <w:sz w:val="20"/>
           <w:u w:val="none"/>
         </w:rPr>
-        <w:t>ⓐ Can you please turn off it?</w:t>
+        <w:t>ⓐ I'm afraid I can't. I'm late for my class.</w:t>
       </w:r>
       <w:r>
         <w:br/>
@@ -2144,7 +2846,7 @@
           <w:sz w:val="20"/>
           <w:u w:val="none"/>
         </w:rPr>
-        <w:t>ⓑ I'm late for my class.</w:t>
+        <w:t>ⓑ Sure. I'm late for my class.</w:t>
       </w:r>
       <w:r>
         <w:br/>
@@ -2156,7 +2858,7 @@
           <w:sz w:val="20"/>
           <w:u w:val="none"/>
         </w:rPr>
-        <w:t>ⓒ Plogging means jog and picking up trash.</w:t>
+        <w:t>ⓒ I'm sorry, but I can't. I'm busy now.</w:t>
       </w:r>
       <w:r>
         <w:br/>
@@ -2168,7 +2870,7 @@
           <w:sz w:val="20"/>
           <w:u w:val="none"/>
         </w:rPr>
-        <w:t>ⓓ We plog together every Saturday morning.</w:t>
+        <w:t>ⓓ Why not? I'm late for my class.</w:t>
       </w:r>
       <w:r>
         <w:br/>
@@ -2180,7 +2882,55 @@
           <w:sz w:val="20"/>
           <w:u w:val="none"/>
         </w:rPr>
-        <w:t>ⓔ I'll ask somebody else.</w:t>
+        <w:t>ⓔ No problem. I can't carry it.</w:t>
+      </w:r>
+    </w:p>
+    <w:p>
+      <w:pPr>
+        <w:spacing w:after="30"/>
+        <w:ind w:left="170"/>
+      </w:pPr>
+      <w:r>
+        <w:rPr>
+          <w:b w:val="0"/>
+          <w:i w:val="0"/>
+          <w:sz w:val="20"/>
+          <w:u w:val="none"/>
+        </w:rPr>
+        <w:t>① ⓐ, ⓑ    ② ⓐ, ⓒ    ③ ⓑ, ⓓ    ④ ⓒ, ⓔ    ⑤ ⓐ, ⓒ, ⓓ</w:t>
+      </w:r>
+    </w:p>
+    <w:p>
+      <w:pPr>
+        <w:spacing w:after="20" w:before="50"/>
+      </w:pPr>
+      <w:r>
+        <w:rPr>
+          <w:b/>
+          <w:i w:val="0"/>
+          <w:color w:val="1F3864"/>
+          <w:sz w:val="20"/>
+          <w:u w:val="none"/>
+        </w:rPr>
+        <w:t xml:space="preserve">15. </w:t>
+      </w:r>
+      <w:r>
+        <w:rPr>
+          <w:b w:val="0"/>
+          <w:i w:val="0"/>
+          <w:sz w:val="20"/>
+          <w:u w:val="none"/>
+        </w:rPr>
+        <w:t xml:space="preserve">다음 중 짝지은 대화가 자연스러운 것은? </w:t>
+      </w:r>
+      <w:r>
+        <w:rPr>
+          <w:b w:val="0"/>
+          <w:i w:val="0"/>
+          <w:sz w:val="20"/>
+          <w:u w:val="none"/>
+        </w:rPr>
+        <w:t>(3점)</w:t>
       </w:r>
     </w:p>
     <w:p>
@@ -2195,7 +2945,277 @@
           <w:sz w:val="20"/>
           <w:u w:val="none"/>
         </w:rPr>
-        <w:t>① 1개 ② 2개 ③ 3개 ④ 4개 ⑤ 5개</w:t>
+        <w:t>① A: Can you please help me with this trash bag?</w:t>
+      </w:r>
+      <w:r>
+        <w:br/>
+      </w:r>
+      <w:r>
+        <w:rPr>
+          <w:b w:val="0"/>
+          <w:i w:val="0"/>
+          <w:sz w:val="20"/>
+          <w:u w:val="none"/>
+        </w:rPr>
+        <w:t xml:space="preserve"> B: Yes, you may.</w:t>
+      </w:r>
+    </w:p>
+    <w:p>
+      <w:pPr>
+        <w:spacing w:after="10"/>
+        <w:ind w:left="170"/>
+      </w:pPr>
+      <w:r>
+        <w:rPr>
+          <w:b w:val="0"/>
+          <w:i w:val="0"/>
+          <w:sz w:val="20"/>
+          <w:u w:val="none"/>
+        </w:rPr>
+        <w:t>② A: Can you please fix my bike?</w:t>
+      </w:r>
+      <w:r>
+        <w:br/>
+      </w:r>
+      <w:r>
+        <w:rPr>
+          <w:b w:val="0"/>
+          <w:i w:val="0"/>
+          <w:sz w:val="20"/>
+          <w:u w:val="none"/>
+        </w:rPr>
+        <w:t xml:space="preserve"> B: I'm sorry, but I can't. I'm busy now.</w:t>
+      </w:r>
+    </w:p>
+    <w:p>
+      <w:pPr>
+        <w:spacing w:after="10"/>
+        <w:ind w:left="170"/>
+      </w:pPr>
+      <w:r>
+        <w:rPr>
+          <w:b w:val="0"/>
+          <w:i w:val="0"/>
+          <w:sz w:val="20"/>
+          <w:u w:val="none"/>
+        </w:rPr>
+        <w:t>③ A: Can you please close the door?</w:t>
+      </w:r>
+      <w:r>
+        <w:br/>
+      </w:r>
+      <w:r>
+        <w:rPr>
+          <w:b w:val="0"/>
+          <w:i w:val="0"/>
+          <w:sz w:val="20"/>
+          <w:u w:val="none"/>
+        </w:rPr>
+        <w:t xml:space="preserve"> B: No problem. I can't close it.</w:t>
+      </w:r>
+    </w:p>
+    <w:p>
+      <w:pPr>
+        <w:spacing w:after="10"/>
+        <w:ind w:left="170"/>
+      </w:pPr>
+      <w:r>
+        <w:rPr>
+          <w:b w:val="0"/>
+          <w:i w:val="0"/>
+          <w:sz w:val="20"/>
+          <w:u w:val="none"/>
+        </w:rPr>
+        <w:t>④ A: For here or to go?</w:t>
+      </w:r>
+      <w:r>
+        <w:br/>
+      </w:r>
+      <w:r>
+        <w:rPr>
+          <w:b w:val="0"/>
+          <w:i w:val="0"/>
+          <w:sz w:val="20"/>
+          <w:u w:val="none"/>
+        </w:rPr>
+        <w:t xml:space="preserve"> B: Yes, please.</w:t>
+      </w:r>
+    </w:p>
+    <w:p>
+      <w:pPr>
+        <w:spacing w:after="10"/>
+        <w:ind w:left="170"/>
+      </w:pPr>
+      <w:r>
+        <w:rPr>
+          <w:b w:val="0"/>
+          <w:i w:val="0"/>
+          <w:sz w:val="20"/>
+          <w:u w:val="none"/>
+        </w:rPr>
+        <w:t>⑤ A: Can you run over there and turn off the water?</w:t>
+      </w:r>
+      <w:r>
+        <w:br/>
+      </w:r>
+      <w:r>
+        <w:rPr>
+          <w:b w:val="0"/>
+          <w:i w:val="0"/>
+          <w:sz w:val="20"/>
+          <w:u w:val="none"/>
+        </w:rPr>
+        <w:t xml:space="preserve"> B: Sure. I'm late for my class.</w:t>
+      </w:r>
+    </w:p>
+    <w:p>
+      <w:pPr>
+        <w:spacing w:after="30" w:before="100"/>
+      </w:pPr>
+      <w:r>
+        <w:rPr>
+          <w:b/>
+          <w:i w:val="0"/>
+          <w:color w:val="1F3864"/>
+          <w:sz w:val="21"/>
+          <w:u w:val="none"/>
+        </w:rPr>
+        <w:t>■ [16~20] L6 Listening C — 플로깅 (다음 대화를 읽고 물음에 답하시오.)</w:t>
+      </w:r>
+    </w:p>
+    <w:p>
+      <w:pPr>
+        <w:spacing w:after="60"/>
+        <w:pBdr>
+          <w:top w:val="single" w:sz="4" w:space="3" w:color="9AA9C2"/>
+          <w:left w:val="single" w:sz="4" w:space="3" w:color="9AA9C2"/>
+          <w:bottom w:val="single" w:sz="4" w:space="3" w:color="9AA9C2"/>
+          <w:right w:val="single" w:sz="4" w:space="3" w:color="9AA9C2"/>
+        </w:pBdr>
+        <w:ind w:left="57" w:right="57"/>
+      </w:pPr>
+      <w:r>
+        <w:rPr>
+          <w:b w:val="0"/>
+          <w:i w:val="0"/>
+          <w:sz w:val="20"/>
+          <w:u w:val="none"/>
+        </w:rPr>
+        <w:t>B: Hi, Yuna. What are you doing here?</w:t>
+      </w:r>
+      <w:r>
+        <w:br/>
+      </w:r>
+      <w:r>
+        <w:rPr>
+          <w:b w:val="0"/>
+          <w:i w:val="0"/>
+          <w:sz w:val="20"/>
+          <w:u w:val="none"/>
+        </w:rPr>
+        <w:t>G: Hi, Alex. I'm plogging with my club members.</w:t>
+      </w:r>
+      <w:r>
+        <w:br/>
+      </w:r>
+      <w:r>
+        <w:rPr>
+          <w:b w:val="0"/>
+          <w:i w:val="0"/>
+          <w:sz w:val="20"/>
+          <w:u w:val="none"/>
+        </w:rPr>
+        <w:t>B: Excuse me?</w:t>
+      </w:r>
+      <w:r>
+        <w:br/>
+      </w:r>
+      <w:r>
+        <w:rPr>
+          <w:b w:val="0"/>
+          <w:i w:val="0"/>
+          <w:sz w:val="20"/>
+          <w:u w:val="none"/>
+        </w:rPr>
+        <w:t xml:space="preserve">G: Plogging. </w:t>
+      </w:r>
+      <w:r>
+        <w:rPr>
+          <w:b/>
+          <w:i w:val="0"/>
+          <w:sz w:val="20"/>
+          <w:u w:val="none"/>
+        </w:rPr>
+        <w:t>[★18번 빈칸]</w:t>
+      </w:r>
+      <w:r>
+        <w:rPr>
+          <w:b w:val="0"/>
+          <w:i w:val="0"/>
+          <w:sz w:val="20"/>
+          <w:u w:val="none"/>
+        </w:rPr>
+        <w:t xml:space="preserve"> ______________________________________.</w:t>
+      </w:r>
+      <w:r>
+        <w:br/>
+      </w:r>
+      <w:r>
+        <w:rPr>
+          <w:b w:val="0"/>
+          <w:i w:val="0"/>
+          <w:sz w:val="20"/>
+          <w:u w:val="none"/>
+        </w:rPr>
+        <w:t>B: Sounds cool! So you're a member of a plogging club.</w:t>
+      </w:r>
+      <w:r>
+        <w:br/>
+      </w:r>
+      <w:r>
+        <w:rPr>
+          <w:b w:val="0"/>
+          <w:i w:val="0"/>
+          <w:sz w:val="20"/>
+          <w:u w:val="none"/>
+        </w:rPr>
+        <w:t>G: Yes. We plog together every Saturday morning from 10 to 12. Interested?</w:t>
+      </w:r>
+      <w:r>
+        <w:br/>
+      </w:r>
+      <w:r>
+        <w:rPr>
+          <w:b w:val="0"/>
+          <w:i w:val="0"/>
+          <w:sz w:val="20"/>
+          <w:u w:val="none"/>
+        </w:rPr>
+        <w:t>B: Well, I'll think about it.</w:t>
+      </w:r>
+      <w:r>
+        <w:br/>
+      </w:r>
+      <w:r>
+        <w:rPr>
+          <w:b w:val="0"/>
+          <w:i w:val="0"/>
+          <w:sz w:val="20"/>
+          <w:u w:val="none"/>
+        </w:rPr>
+        <w:t>G: OK. By the way, can you please help me with this trash bag? It's heavy.</w:t>
+      </w:r>
+      <w:r>
+        <w:br/>
+      </w:r>
+      <w:r>
+        <w:rPr>
+          <w:b w:val="0"/>
+          <w:i w:val="0"/>
+          <w:sz w:val="20"/>
+          <w:u w:val="none"/>
+        </w:rPr>
+        <w:t>B: Sure. No problem.</w:t>
       </w:r>
     </w:p>
     <w:p>
@@ -2210,25 +3230,25 @@
           <w:sz w:val="20"/>
           <w:u w:val="none"/>
         </w:rPr>
-        <w:t xml:space="preserve">12. </w:t>
-      </w:r>
-      <w:r>
-        <w:rPr>
-          <w:b w:val="0"/>
-          <w:i w:val="0"/>
-          <w:sz w:val="20"/>
-          <w:u w:val="none"/>
-        </w:rPr>
-        <w:t xml:space="preserve">위 대화를 요약한 글의 빈칸 (A), (B)에 들어갈 말로 가장 적절한 것은? </w:t>
-      </w:r>
-      <w:r>
-        <w:rPr>
-          <w:b w:val="0"/>
-          <w:i w:val="0"/>
-          <w:sz w:val="20"/>
-          <w:u w:val="none"/>
-        </w:rPr>
-        <w:t>(4점)</w:t>
+        <w:t xml:space="preserve">16. </w:t>
+      </w:r>
+      <w:r>
+        <w:rPr>
+          <w:b w:val="0"/>
+          <w:i w:val="0"/>
+          <w:sz w:val="20"/>
+          <w:u w:val="none"/>
+        </w:rPr>
+        <w:t xml:space="preserve">대화를 바탕으로 플로깅 동아리 활동을 표로 정리할 때, (A)~(C)에 들어갈 말로 알맞은 것은? </w:t>
+      </w:r>
+      <w:r>
+        <w:rPr>
+          <w:b w:val="0"/>
+          <w:i w:val="0"/>
+          <w:sz w:val="20"/>
+          <w:u w:val="none"/>
+        </w:rPr>
+        <w:t>(3점)</w:t>
       </w:r>
     </w:p>
     <w:p>
@@ -2250,384 +3270,127 @@
           <w:sz w:val="20"/>
           <w:u w:val="none"/>
         </w:rPr>
-        <w:t>Yuna explains she is plogging with her club, and (A)________ Alex to join. He says he'll think about it and helps her (B)________ a heavy trash bag.</w:t>
-      </w:r>
-    </w:p>
-    <w:tbl>
-      <w:tblPr>
-        <w:tblStyle w:val="TableGrid"/>
-        <w:tblW w:type="auto" w:w="0"/>
-        <w:tblLook w:firstColumn="1" w:firstRow="1" w:lastColumn="0" w:lastRow="0" w:noHBand="0" w:noVBand="1" w:val="04A0"/>
-      </w:tblPr>
-      <w:tblGrid>
-        <w:gridCol w:w="3439"/>
-        <w:gridCol w:w="3439"/>
-        <w:gridCol w:w="3439"/>
-      </w:tblGrid>
-      <w:tr>
-        <w:tc>
-          <w:tcPr>
-            <w:tcW w:type="dxa" w:w="3439"/>
-          </w:tcPr>
-          <w:p>
-            <w:pPr>
-              <w:spacing w:after="0"/>
-            </w:pPr>
-          </w:p>
-        </w:tc>
-        <w:tc>
-          <w:tcPr>
-            <w:tcW w:type="dxa" w:w="3439"/>
-          </w:tcPr>
-          <w:p>
-            <w:pPr>
-              <w:spacing w:after="0"/>
-            </w:pPr>
-            <w:r>
-              <w:rPr>
-                <w:b/>
-                <w:i w:val="0"/>
-                <w:sz w:val="18"/>
-                <w:u w:val="none"/>
-              </w:rPr>
-              <w:t>(A)</w:t>
-            </w:r>
-          </w:p>
-        </w:tc>
-        <w:tc>
-          <w:tcPr>
-            <w:tcW w:type="dxa" w:w="3439"/>
-          </w:tcPr>
-          <w:p>
-            <w:pPr>
-              <w:spacing w:after="0"/>
-            </w:pPr>
-            <w:r>
-              <w:rPr>
-                <w:b/>
-                <w:i w:val="0"/>
-                <w:sz w:val="18"/>
-                <w:u w:val="none"/>
-              </w:rPr>
-              <w:t>(B)</w:t>
-            </w:r>
-          </w:p>
-        </w:tc>
-      </w:tr>
-      <w:tr>
-        <w:tc>
-          <w:tcPr>
-            <w:tcW w:type="dxa" w:w="3439"/>
-          </w:tcPr>
-          <w:p>
-            <w:pPr>
-              <w:spacing w:after="0"/>
-            </w:pPr>
-            <w:r>
-              <w:rPr>
-                <w:b w:val="0"/>
-                <w:i w:val="0"/>
-                <w:sz w:val="18"/>
-                <w:u w:val="none"/>
-              </w:rPr>
-              <w:t>①</w:t>
-            </w:r>
-          </w:p>
-        </w:tc>
-        <w:tc>
-          <w:tcPr>
-            <w:tcW w:type="dxa" w:w="3439"/>
-          </w:tcPr>
-          <w:p>
-            <w:pPr>
-              <w:spacing w:after="0"/>
-            </w:pPr>
-            <w:r>
-              <w:rPr>
-                <w:b w:val="0"/>
-                <w:i w:val="0"/>
-                <w:sz w:val="18"/>
-                <w:u w:val="none"/>
-              </w:rPr>
-              <w:t>invites</w:t>
-            </w:r>
-          </w:p>
-        </w:tc>
-        <w:tc>
-          <w:tcPr>
-            <w:tcW w:type="dxa" w:w="3439"/>
-          </w:tcPr>
-          <w:p>
-            <w:pPr>
-              <w:spacing w:after="0"/>
-            </w:pPr>
-            <w:r>
-              <w:rPr>
-                <w:b w:val="0"/>
-                <w:i w:val="0"/>
-                <w:sz w:val="18"/>
-                <w:u w:val="none"/>
-              </w:rPr>
-              <w:t>with</w:t>
-            </w:r>
-          </w:p>
-        </w:tc>
-      </w:tr>
-      <w:tr>
-        <w:tc>
-          <w:tcPr>
-            <w:tcW w:type="dxa" w:w="3439"/>
-          </w:tcPr>
-          <w:p>
-            <w:pPr>
-              <w:spacing w:after="0"/>
-            </w:pPr>
-            <w:r>
-              <w:rPr>
-                <w:b w:val="0"/>
-                <w:i w:val="0"/>
-                <w:sz w:val="18"/>
-                <w:u w:val="none"/>
-              </w:rPr>
-              <w:t>②</w:t>
-            </w:r>
-          </w:p>
-        </w:tc>
-        <w:tc>
-          <w:tcPr>
-            <w:tcW w:type="dxa" w:w="3439"/>
-          </w:tcPr>
-          <w:p>
-            <w:pPr>
-              <w:spacing w:after="0"/>
-            </w:pPr>
-            <w:r>
-              <w:rPr>
-                <w:b w:val="0"/>
-                <w:i w:val="0"/>
-                <w:sz w:val="18"/>
-                <w:u w:val="none"/>
-              </w:rPr>
-              <w:t>invites</w:t>
-            </w:r>
-          </w:p>
-        </w:tc>
-        <w:tc>
-          <w:tcPr>
-            <w:tcW w:type="dxa" w:w="3439"/>
-          </w:tcPr>
-          <w:p>
-            <w:pPr>
-              <w:spacing w:after="0"/>
-            </w:pPr>
-            <w:r>
-              <w:rPr>
-                <w:b w:val="0"/>
-                <w:i w:val="0"/>
-                <w:sz w:val="18"/>
-                <w:u w:val="none"/>
-              </w:rPr>
-              <w:t>for</w:t>
-            </w:r>
-          </w:p>
-        </w:tc>
-      </w:tr>
-      <w:tr>
-        <w:tc>
-          <w:tcPr>
-            <w:tcW w:type="dxa" w:w="3439"/>
-          </w:tcPr>
-          <w:p>
-            <w:pPr>
-              <w:spacing w:after="0"/>
-            </w:pPr>
-            <w:r>
-              <w:rPr>
-                <w:b w:val="0"/>
-                <w:i w:val="0"/>
-                <w:sz w:val="18"/>
-                <w:u w:val="none"/>
-              </w:rPr>
-              <w:t>③</w:t>
-            </w:r>
-          </w:p>
-        </w:tc>
-        <w:tc>
-          <w:tcPr>
-            <w:tcW w:type="dxa" w:w="3439"/>
-          </w:tcPr>
-          <w:p>
-            <w:pPr>
-              <w:spacing w:after="0"/>
-            </w:pPr>
-            <w:r>
-              <w:rPr>
-                <w:b w:val="0"/>
-                <w:i w:val="0"/>
-                <w:sz w:val="18"/>
-                <w:u w:val="none"/>
-              </w:rPr>
-              <w:t>refuses</w:t>
-            </w:r>
-          </w:p>
-        </w:tc>
-        <w:tc>
-          <w:tcPr>
-            <w:tcW w:type="dxa" w:w="3439"/>
-          </w:tcPr>
-          <w:p>
-            <w:pPr>
-              <w:spacing w:after="0"/>
-            </w:pPr>
-            <w:r>
-              <w:rPr>
-                <w:b w:val="0"/>
-                <w:i w:val="0"/>
-                <w:sz w:val="18"/>
-                <w:u w:val="none"/>
-              </w:rPr>
-              <w:t>with</w:t>
-            </w:r>
-          </w:p>
-        </w:tc>
-      </w:tr>
-      <w:tr>
-        <w:tc>
-          <w:tcPr>
-            <w:tcW w:type="dxa" w:w="3439"/>
-          </w:tcPr>
-          <w:p>
-            <w:pPr>
-              <w:spacing w:after="0"/>
-            </w:pPr>
-            <w:r>
-              <w:rPr>
-                <w:b w:val="0"/>
-                <w:i w:val="0"/>
-                <w:sz w:val="18"/>
-                <w:u w:val="none"/>
-              </w:rPr>
-              <w:t>④</w:t>
-            </w:r>
-          </w:p>
-        </w:tc>
-        <w:tc>
-          <w:tcPr>
-            <w:tcW w:type="dxa" w:w="3439"/>
-          </w:tcPr>
-          <w:p>
-            <w:pPr>
-              <w:spacing w:after="0"/>
-            </w:pPr>
-            <w:r>
-              <w:rPr>
-                <w:b w:val="0"/>
-                <w:i w:val="0"/>
-                <w:sz w:val="18"/>
-                <w:u w:val="none"/>
-              </w:rPr>
-              <w:t>asks</w:t>
-            </w:r>
-          </w:p>
-        </w:tc>
-        <w:tc>
-          <w:tcPr>
-            <w:tcW w:type="dxa" w:w="3439"/>
-          </w:tcPr>
-          <w:p>
-            <w:pPr>
-              <w:spacing w:after="0"/>
-            </w:pPr>
-            <w:r>
-              <w:rPr>
-                <w:b w:val="0"/>
-                <w:i w:val="0"/>
-                <w:sz w:val="18"/>
-                <w:u w:val="none"/>
-              </w:rPr>
-              <w:t>to</w:t>
-            </w:r>
-          </w:p>
-        </w:tc>
-      </w:tr>
-      <w:tr>
-        <w:tc>
-          <w:tcPr>
-            <w:tcW w:type="dxa" w:w="3439"/>
-          </w:tcPr>
-          <w:p>
-            <w:pPr>
-              <w:spacing w:after="0"/>
-            </w:pPr>
-            <w:r>
-              <w:rPr>
-                <w:b w:val="0"/>
-                <w:i w:val="0"/>
-                <w:sz w:val="18"/>
-                <w:u w:val="none"/>
-              </w:rPr>
-              <w:t>⑤</w:t>
-            </w:r>
-          </w:p>
-        </w:tc>
-        <w:tc>
-          <w:tcPr>
-            <w:tcW w:type="dxa" w:w="3439"/>
-          </w:tcPr>
-          <w:p>
-            <w:pPr>
-              <w:spacing w:after="0"/>
-            </w:pPr>
-            <w:r>
-              <w:rPr>
-                <w:b w:val="0"/>
-                <w:i w:val="0"/>
-                <w:sz w:val="18"/>
-                <w:u w:val="none"/>
-              </w:rPr>
-              <w:t>forgets</w:t>
-            </w:r>
-          </w:p>
-        </w:tc>
-        <w:tc>
-          <w:tcPr>
-            <w:tcW w:type="dxa" w:w="3439"/>
-          </w:tcPr>
-          <w:p>
-            <w:pPr>
-              <w:spacing w:after="0"/>
-            </w:pPr>
-            <w:r>
-              <w:rPr>
-                <w:b w:val="0"/>
-                <w:i w:val="0"/>
-                <w:sz w:val="18"/>
-                <w:u w:val="none"/>
-              </w:rPr>
-              <w:t>with</w:t>
-            </w:r>
-          </w:p>
-        </w:tc>
-      </w:tr>
-    </w:tbl>
-    <w:p>
-      <w:pPr>
-        <w:spacing w:after="20"/>
-      </w:pPr>
+        <w:t>Day</w:t>
+      </w:r>
+      <w:r>
+        <w:rPr>
+          <w:b w:val="0"/>
+          <w:i w:val="0"/>
+          <w:sz w:val="20"/>
+          <w:u w:val="none"/>
+        </w:rPr>
+        <w:t>every (A) ________ morning</w:t>
+      </w:r>
+      <w:r>
+        <w:rPr>
+          <w:b w:val="0"/>
+          <w:i w:val="0"/>
+          <w:sz w:val="20"/>
+          <w:u w:val="none"/>
+        </w:rPr>
+        <w:t>Start time</w:t>
+      </w:r>
+      <w:r>
+        <w:rPr>
+          <w:b w:val="0"/>
+          <w:i w:val="0"/>
+          <w:sz w:val="20"/>
+          <w:u w:val="none"/>
+        </w:rPr>
+        <w:t>(B) ____ a.m.</w:t>
+      </w:r>
+      <w:r>
+        <w:rPr>
+          <w:b w:val="0"/>
+          <w:i w:val="0"/>
+          <w:sz w:val="20"/>
+          <w:u w:val="none"/>
+        </w:rPr>
+        <w:t>Plogging hours each week</w:t>
+      </w:r>
+      <w:r>
+        <w:rPr>
+          <w:b w:val="0"/>
+          <w:i w:val="0"/>
+          <w:sz w:val="20"/>
+          <w:u w:val="none"/>
+        </w:rPr>
+        <w:t>(C) ____ hours</w:t>
+      </w:r>
     </w:p>
     <w:p>
       <w:pPr>
-        <w:spacing w:after="30" w:before="100"/>
+        <w:spacing w:after="10"/>
+        <w:ind w:left="170"/>
       </w:pPr>
       <w:r>
         <w:rPr>
-          <w:b/>
-          <w:i w:val="0"/>
-          <w:color w:val="1F3864"/>
-          <w:sz w:val="21"/>
-          <w:u w:val="none"/>
-        </w:rPr>
-        <w:t>■ 3부 [13~15] 종합</w:t>
+          <w:b w:val="0"/>
+          <w:i w:val="0"/>
+          <w:sz w:val="20"/>
+          <w:u w:val="none"/>
+        </w:rPr>
+        <w:t>① Sunday — 10 — 2</w:t>
+      </w:r>
+    </w:p>
+    <w:p>
+      <w:pPr>
+        <w:spacing w:after="10"/>
+        <w:ind w:left="170"/>
+      </w:pPr>
+      <w:r>
+        <w:rPr>
+          <w:b w:val="0"/>
+          <w:i w:val="0"/>
+          <w:sz w:val="20"/>
+          <w:u w:val="none"/>
+        </w:rPr>
+        <w:t>② Saturday — 12 — 2</w:t>
+      </w:r>
+    </w:p>
+    <w:p>
+      <w:pPr>
+        <w:spacing w:after="10"/>
+        <w:ind w:left="170"/>
+      </w:pPr>
+      <w:r>
+        <w:rPr>
+          <w:b w:val="0"/>
+          <w:i w:val="0"/>
+          <w:sz w:val="20"/>
+          <w:u w:val="none"/>
+        </w:rPr>
+        <w:t>③ Saturday — 10 — 12</w:t>
+      </w:r>
+    </w:p>
+    <w:p>
+      <w:pPr>
+        <w:spacing w:after="10"/>
+        <w:ind w:left="170"/>
+      </w:pPr>
+      <w:r>
+        <w:rPr>
+          <w:b w:val="0"/>
+          <w:i w:val="0"/>
+          <w:sz w:val="20"/>
+          <w:u w:val="none"/>
+        </w:rPr>
+        <w:t>④ Sunday — 12 — 10</w:t>
+      </w:r>
+    </w:p>
+    <w:p>
+      <w:pPr>
+        <w:spacing w:after="10"/>
+        <w:ind w:left="170"/>
+      </w:pPr>
+      <w:r>
+        <w:rPr>
+          <w:b w:val="0"/>
+          <w:i w:val="0"/>
+          <w:sz w:val="20"/>
+          <w:u w:val="none"/>
+        </w:rPr>
+        <w:t>⑤ Saturday — 10 — 2</w:t>
       </w:r>
     </w:p>
     <w:p>
@@ -2642,34 +3405,124 @@
           <w:sz w:val="20"/>
           <w:u w:val="none"/>
         </w:rPr>
-        <w:t xml:space="preserve">13. </w:t>
-      </w:r>
-      <w:r>
-        <w:rPr>
-          <w:b w:val="0"/>
-          <w:i w:val="0"/>
-          <w:sz w:val="20"/>
-          <w:u w:val="none"/>
-        </w:rPr>
-        <w:t xml:space="preserve">다음 빈칸 (가)~(마) </w:t>
-      </w:r>
+        <w:t xml:space="preserve">17. </w:t>
+      </w:r>
+      <w:r>
+        <w:rPr>
+          <w:b w:val="0"/>
+          <w:i w:val="0"/>
+          <w:sz w:val="20"/>
+          <w:u w:val="none"/>
+        </w:rPr>
+        <w:t xml:space="preserve">What will Alex do right after the conversation? </w:t>
+      </w:r>
+      <w:r>
+        <w:rPr>
+          <w:b w:val="0"/>
+          <w:i w:val="0"/>
+          <w:sz w:val="20"/>
+          <w:u w:val="none"/>
+        </w:rPr>
+        <w:t>(3점)</w:t>
+      </w:r>
+    </w:p>
+    <w:p>
+      <w:pPr>
+        <w:spacing w:after="10"/>
+        <w:ind w:left="170"/>
+      </w:pPr>
+      <w:r>
+        <w:rPr>
+          <w:b w:val="0"/>
+          <w:i w:val="0"/>
+          <w:sz w:val="20"/>
+          <w:u w:val="none"/>
+        </w:rPr>
+        <w:t>① He will join the plogging club right away.</w:t>
+      </w:r>
+    </w:p>
+    <w:p>
+      <w:pPr>
+        <w:spacing w:after="10"/>
+        <w:ind w:left="170"/>
+      </w:pPr>
+      <w:r>
+        <w:rPr>
+          <w:b w:val="0"/>
+          <w:i w:val="0"/>
+          <w:sz w:val="20"/>
+          <w:u w:val="none"/>
+        </w:rPr>
+        <w:t>② He will ask somebody else for help.</w:t>
+      </w:r>
+    </w:p>
+    <w:p>
+      <w:pPr>
+        <w:spacing w:after="10"/>
+        <w:ind w:left="170"/>
+      </w:pPr>
+      <w:r>
+        <w:rPr>
+          <w:b w:val="0"/>
+          <w:i w:val="0"/>
+          <w:sz w:val="20"/>
+          <w:u w:val="none"/>
+        </w:rPr>
+        <w:t>③ He will go jogging alone.</w:t>
+      </w:r>
+    </w:p>
+    <w:p>
+      <w:pPr>
+        <w:spacing w:after="10"/>
+        <w:ind w:left="170"/>
+      </w:pPr>
+      <w:r>
+        <w:rPr>
+          <w:b w:val="0"/>
+          <w:i w:val="0"/>
+          <w:sz w:val="20"/>
+          <w:u w:val="none"/>
+        </w:rPr>
+        <w:t>④ He will help Yuna with the trash bag.</w:t>
+      </w:r>
+    </w:p>
+    <w:p>
+      <w:pPr>
+        <w:spacing w:after="10"/>
+        <w:ind w:left="170"/>
+      </w:pPr>
+      <w:r>
+        <w:rPr>
+          <w:b w:val="0"/>
+          <w:i w:val="0"/>
+          <w:sz w:val="20"/>
+          <w:u w:val="none"/>
+        </w:rPr>
+        <w:t>⑤ He will pick up trash with the club next Sunday.</w:t>
+      </w:r>
+    </w:p>
+    <w:p>
+      <w:pPr>
+        <w:spacing w:after="20" w:before="50"/>
+      </w:pPr>
       <w:r>
         <w:rPr>
           <w:b/>
           <w:i w:val="0"/>
-          <w:sz w:val="20"/>
-          <w:u w:val="none"/>
-        </w:rPr>
-        <w:t>어디에도 들어갈 수 없는</w:t>
-      </w:r>
-      <w:r>
-        <w:rPr>
-          <w:b w:val="0"/>
-          <w:i w:val="0"/>
-          <w:sz w:val="20"/>
-          <w:u w:val="none"/>
-        </w:rPr>
-        <w:t xml:space="preserve"> 것은? </w:t>
+          <w:color w:val="1F3864"/>
+          <w:sz w:val="20"/>
+          <w:u w:val="none"/>
+        </w:rPr>
+        <w:t xml:space="preserve">18. </w:t>
+      </w:r>
+      <w:r>
+        <w:rPr>
+          <w:b w:val="0"/>
+          <w:i w:val="0"/>
+          <w:sz w:val="20"/>
+          <w:u w:val="none"/>
+        </w:rPr>
+        <w:t xml:space="preserve">[서술형★] 대화의 흐름에 맞게 〈보기〉의 말을 모두 배열하여 [★18번 빈칸]에 들어갈 문장을 완성하시오. (It으로 시작할 것) </w:t>
       </w:r>
       <w:r>
         <w:rPr>
@@ -2700,7 +3553,85 @@
           <w:sz w:val="20"/>
           <w:u w:val="none"/>
         </w:rPr>
-        <w:t>The air conditioner is (가)______. Can you put my smoothie (나)______ a plastic cup? I'm late (다)______ my class. You're a member (라)______ a plogging club. We plog from 10 (마)______ 12.</w:t>
+        <w:t>〈보기〉 picking up / jogging / at / means / trash / and / the same time / it</w:t>
+      </w:r>
+      <w:r>
+        <w:br/>
+      </w:r>
+      <w:r>
+        <w:rPr>
+          <w:b w:val="0"/>
+          <w:i w:val="0"/>
+          <w:sz w:val="20"/>
+          <w:u w:val="none"/>
+        </w:rPr>
+        <w:t>(우리말: 그것은 조깅과 쓰레기 줍기를 동시에 한다는 뜻이야.)</w:t>
+      </w:r>
+    </w:p>
+    <w:p>
+      <w:pPr>
+        <w:spacing w:after="30"/>
+        <w:ind w:left="170"/>
+      </w:pPr>
+      <w:r>
+        <w:rPr>
+          <w:b w:val="0"/>
+          <w:i w:val="0"/>
+          <w:sz w:val="20"/>
+          <w:u w:val="none"/>
+        </w:rPr>
+        <w:t>→ Plogging. ________________________________________.</w:t>
+      </w:r>
+    </w:p>
+    <w:p>
+      <w:pPr>
+        <w:spacing w:after="20" w:before="50"/>
+      </w:pPr>
+      <w:r>
+        <w:rPr>
+          <w:b/>
+          <w:i w:val="0"/>
+          <w:color w:val="1F3864"/>
+          <w:sz w:val="20"/>
+          <w:u w:val="none"/>
+        </w:rPr>
+        <w:t xml:space="preserve">19. </w:t>
+      </w:r>
+      <w:r>
+        <w:rPr>
+          <w:b w:val="0"/>
+          <w:i w:val="0"/>
+          <w:sz w:val="20"/>
+          <w:u w:val="none"/>
+        </w:rPr>
+        <w:t xml:space="preserve">위 대화를 읽고 답할 수 </w:t>
+      </w:r>
+      <w:r>
+        <w:rPr>
+          <w:b w:val="0"/>
+          <w:i w:val="0"/>
+          <w:sz w:val="20"/>
+          <w:u w:val="single"/>
+        </w:rPr>
+        <w:t>없는</w:t>
+      </w:r>
+      <w:r>
+        <w:rPr>
+          <w:b w:val="0"/>
+          <w:i w:val="0"/>
+          <w:sz w:val="20"/>
+          <w:u w:val="none"/>
+        </w:rPr>
+        <w:t xml:space="preserve"> 질문은? </w:t>
+      </w:r>
+      <w:r>
+        <w:rPr>
+          <w:b w:val="0"/>
+          <w:i w:val="0"/>
+          <w:sz w:val="20"/>
+          <w:u w:val="none"/>
+        </w:rPr>
+        <w:t>(3점)</w:t>
       </w:r>
     </w:p>
     <w:p>
@@ -2715,7 +3646,67 @@
           <w:sz w:val="20"/>
           <w:u w:val="none"/>
         </w:rPr>
-        <w:t>① on ② in ③ for ④ of ⑤ at</w:t>
+        <w:t>① What is Yuna doing with her club members?</w:t>
+      </w:r>
+    </w:p>
+    <w:p>
+      <w:pPr>
+        <w:spacing w:after="10"/>
+        <w:ind w:left="170"/>
+      </w:pPr>
+      <w:r>
+        <w:rPr>
+          <w:b w:val="0"/>
+          <w:i w:val="0"/>
+          <w:sz w:val="20"/>
+          <w:u w:val="none"/>
+        </w:rPr>
+        <w:t>② What does plogging mean?</w:t>
+      </w:r>
+    </w:p>
+    <w:p>
+      <w:pPr>
+        <w:spacing w:after="10"/>
+        <w:ind w:left="170"/>
+      </w:pPr>
+      <w:r>
+        <w:rPr>
+          <w:b w:val="0"/>
+          <w:i w:val="0"/>
+          <w:sz w:val="20"/>
+          <w:u w:val="none"/>
+        </w:rPr>
+        <w:t>③ When does the plogging club plog?</w:t>
+      </w:r>
+    </w:p>
+    <w:p>
+      <w:pPr>
+        <w:spacing w:after="10"/>
+        <w:ind w:left="170"/>
+      </w:pPr>
+      <w:r>
+        <w:rPr>
+          <w:b w:val="0"/>
+          <w:i w:val="0"/>
+          <w:sz w:val="20"/>
+          <w:u w:val="none"/>
+        </w:rPr>
+        <w:t>④ How many members are there in the plogging club?</w:t>
+      </w:r>
+    </w:p>
+    <w:p>
+      <w:pPr>
+        <w:spacing w:after="10"/>
+        <w:ind w:left="170"/>
+      </w:pPr>
+      <w:r>
+        <w:rPr>
+          <w:b w:val="0"/>
+          <w:i w:val="0"/>
+          <w:sz w:val="20"/>
+          <w:u w:val="none"/>
+        </w:rPr>
+        <w:t>⑤ Why does Yuna need help?</w:t>
       </w:r>
     </w:p>
     <w:p>
@@ -2730,61 +3721,25 @@
           <w:sz w:val="20"/>
           <w:u w:val="none"/>
         </w:rPr>
-        <w:t xml:space="preserve">14. </w:t>
-      </w:r>
-      <w:r>
-        <w:rPr>
-          <w:b w:val="0"/>
-          <w:i w:val="0"/>
-          <w:sz w:val="20"/>
-          <w:u w:val="none"/>
-        </w:rPr>
-        <w:t xml:space="preserve">다음 우리말을 &lt;보기&gt;의 단어를 </w:t>
-      </w:r>
-      <w:r>
-        <w:rPr>
-          <w:b/>
-          <w:i w:val="0"/>
-          <w:sz w:val="20"/>
-          <w:u w:val="none"/>
-        </w:rPr>
-        <w:t>모두 한 번씩</w:t>
-      </w:r>
-      <w:r>
-        <w:rPr>
-          <w:b w:val="0"/>
-          <w:i w:val="0"/>
-          <w:sz w:val="20"/>
-          <w:u w:val="none"/>
-        </w:rPr>
-        <w:t xml:space="preserve"> 사용하여 영작할 때, </w:t>
-      </w:r>
-      <w:r>
-        <w:rPr>
-          <w:b/>
-          <w:i w:val="0"/>
-          <w:sz w:val="20"/>
-          <w:u w:val="none"/>
-        </w:rPr>
-        <w:t>★</w:t>
-      </w:r>
-      <w:r>
-        <w:rPr>
-          <w:b w:val="0"/>
-          <w:i w:val="0"/>
-          <w:sz w:val="20"/>
-          <w:u w:val="none"/>
-        </w:rPr>
-        <w:t xml:space="preserve"> 위치에 오는 단어는? </w:t>
-      </w:r>
-      <w:r>
-        <w:rPr>
-          <w:b w:val="0"/>
-          <w:i w:val="0"/>
-          <w:sz w:val="20"/>
-          <w:u w:val="none"/>
-        </w:rPr>
-        <w:t>(5점)</w:t>
+        <w:t xml:space="preserve">20. </w:t>
+      </w:r>
+      <w:r>
+        <w:rPr>
+          <w:b w:val="0"/>
+          <w:i w:val="0"/>
+          <w:sz w:val="20"/>
+          <w:u w:val="none"/>
+        </w:rPr>
+        <w:t xml:space="preserve">[서술형] 대화가 끝난 뒤 유나가 Alex에게 보낸 메시지이다. 대화의 내용에 맞게 빈칸 (A), (B)에 알맞은 말을 각각 한 단어로 쓰시오. </w:t>
+      </w:r>
+      <w:r>
+        <w:rPr>
+          <w:b w:val="0"/>
+          <w:i w:val="0"/>
+          <w:sz w:val="20"/>
+          <w:u w:val="none"/>
+        </w:rPr>
+        <w:t>(3점)</w:t>
       </w:r>
     </w:p>
     <w:p>
@@ -2801,165 +3756,17 @@
       </w:pPr>
       <w:r>
         <w:rPr>
-          <w:b/>
-          <w:i w:val="0"/>
-          <w:sz w:val="20"/>
-          <w:u w:val="none"/>
-        </w:rPr>
-        <w:t>그런데, 이 쓰레기봉투 드는 것 좀 도와줄래?</w:t>
-      </w:r>
-      <w:r>
-        <w:br/>
-      </w:r>
-      <w:r>
-        <w:rPr>
-          <w:b w:val="0"/>
-          <w:i w:val="0"/>
-          <w:sz w:val="20"/>
-          <w:u w:val="none"/>
-        </w:rPr>
-        <w:t>&lt;보기&gt; can / help / me / please / this trash bag / with / you</w:t>
-      </w:r>
-      <w:r>
-        <w:br/>
-      </w:r>
-      <w:r>
-        <w:rPr>
-          <w:b w:val="0"/>
-          <w:i w:val="0"/>
-          <w:sz w:val="20"/>
-          <w:u w:val="none"/>
-        </w:rPr>
-        <w:t>By the way, ____ ____ ____ ____ __★__ ____ ____ ?</w:t>
-      </w:r>
-    </w:p>
-    <w:p>
-      <w:pPr>
-        <w:spacing w:after="10"/>
-        <w:ind w:left="170"/>
-      </w:pPr>
-      <w:r>
-        <w:rPr>
-          <w:b w:val="0"/>
-          <w:i w:val="0"/>
-          <w:sz w:val="20"/>
-          <w:u w:val="none"/>
-        </w:rPr>
-        <w:t>① help ② me ③ please ④ with ⑤ this trash bag</w:t>
-      </w:r>
-    </w:p>
-    <w:p>
-      <w:pPr>
-        <w:spacing w:after="20" w:before="50"/>
-      </w:pPr>
-      <w:r>
-        <w:rPr>
-          <w:b/>
-          <w:i w:val="0"/>
-          <w:color w:val="1F3864"/>
-          <w:sz w:val="20"/>
-          <w:u w:val="none"/>
-        </w:rPr>
-        <w:t xml:space="preserve">15. </w:t>
-      </w:r>
-      <w:r>
-        <w:rPr>
-          <w:b w:val="0"/>
-          <w:i w:val="0"/>
-          <w:sz w:val="20"/>
-          <w:u w:val="none"/>
-        </w:rPr>
-        <w:t xml:space="preserve">대화 1~4를 </w:t>
-      </w:r>
-      <w:r>
-        <w:rPr>
-          <w:b/>
-          <w:i w:val="0"/>
-          <w:sz w:val="20"/>
-          <w:u w:val="none"/>
-        </w:rPr>
-        <w:t>바르게</w:t>
-      </w:r>
-      <w:r>
-        <w:rPr>
-          <w:b w:val="0"/>
-          <w:i w:val="0"/>
-          <w:sz w:val="20"/>
-          <w:u w:val="none"/>
-        </w:rPr>
-        <w:t xml:space="preserve"> 이해한 학생은? </w:t>
-      </w:r>
-      <w:r>
-        <w:rPr>
-          <w:b w:val="0"/>
-          <w:i w:val="0"/>
-          <w:sz w:val="20"/>
-          <w:u w:val="none"/>
-        </w:rPr>
-        <w:t>(3점)</w:t>
+          <w:b w:val="0"/>
+          <w:i w:val="0"/>
+          <w:sz w:val="20"/>
+          <w:u w:val="none"/>
+        </w:rPr>
+        <w:t>Hi, Alex. Thanks for (A) ________ me with the trash bag. It was really heavy. If you are interested in plogging, come and join us. We plog together every (B) ________ morning from 10 to 12.</w:t>
       </w:r>
     </w:p>
     <w:p>
       <w:pPr>
         <w:spacing w:after="30"/>
-        <w:ind w:left="57" w:right="57"/>
-        <w:pBdr>
-          <w:top w:val="single" w:sz="4" w:space="3" w:color="8DA2C4"/>
-          <w:left w:val="single" w:sz="4" w:space="3" w:color="8DA2C4"/>
-          <w:bottom w:val="single" w:sz="4" w:space="3" w:color="8DA2C4"/>
-          <w:right w:val="single" w:sz="4" w:space="3" w:color="8DA2C4"/>
-        </w:pBdr>
-        <w:shd w:val="clear" w:color="auto" w:fill="F7F9FC"/>
-      </w:pPr>
-      <w:r>
-        <w:rPr>
-          <w:b w:val="0"/>
-          <w:i w:val="0"/>
-          <w:sz w:val="20"/>
-          <w:u w:val="none"/>
-        </w:rPr>
-        <w:t>1 W: Excuse me, but can you please close the door? The air conditioner is on. B: Oh, I didn't know that. I'll close it right away.</w:t>
-      </w:r>
-      <w:r>
-        <w:br/>
-      </w:r>
-      <w:r>
-        <w:rPr>
-          <w:b w:val="0"/>
-          <w:i w:val="0"/>
-          <w:sz w:val="20"/>
-          <w:u w:val="none"/>
-        </w:rPr>
-        <w:t>2 (카페: 스무디를 플라스틱 컵에 담아 달라는 요청 → 거절)</w:t>
-      </w:r>
-      <w:r>
-        <w:br/>
-      </w:r>
-      <w:r>
-        <w:rPr>
-          <w:b w:val="0"/>
-          <w:i w:val="0"/>
-          <w:sz w:val="20"/>
-          <w:u w:val="none"/>
-        </w:rPr>
-        <w:t>3 (물 잠그기 요청 → 승낙)</w:t>
-      </w:r>
-      <w:r>
-        <w:br/>
-      </w:r>
-      <w:r>
-        <w:rPr>
-          <w:b w:val="0"/>
-          <w:i w:val="0"/>
-          <w:sz w:val="20"/>
-          <w:u w:val="none"/>
-        </w:rPr>
-        <w:t>4 M: Can you please carry this box to my car? G: I'm really sorry, Dad, but I'm late for my class. M: Oh, I see. I'll ask somebody else.</w:t>
-      </w:r>
-    </w:p>
-    <w:p>
-      <w:pPr>
-        <w:spacing w:after="10"/>
         <w:ind w:left="170"/>
       </w:pPr>
       <w:r>
@@ -2969,67 +3776,7 @@
           <w:sz w:val="20"/>
           <w:u w:val="none"/>
         </w:rPr>
-        <w:t>① 민호: 대화 1의 소년은 문을 닫아 달라는 요청을 거절했어.</w:t>
-      </w:r>
-    </w:p>
-    <w:p>
-      <w:pPr>
-        <w:spacing w:after="10"/>
-        <w:ind w:left="170"/>
-      </w:pPr>
-      <w:r>
-        <w:rPr>
-          <w:b w:val="0"/>
-          <w:i w:val="0"/>
-          <w:sz w:val="20"/>
-          <w:u w:val="none"/>
-        </w:rPr>
-        <w:t>② 지수: 대화 2의 카페는 손님에게 플라스틱 컵을 주었어.</w:t>
-      </w:r>
-    </w:p>
-    <w:p>
-      <w:pPr>
-        <w:spacing w:after="10"/>
-        <w:ind w:left="170"/>
-      </w:pPr>
-      <w:r>
-        <w:rPr>
-          <w:b w:val="0"/>
-          <w:i w:val="0"/>
-          <w:sz w:val="20"/>
-          <w:u w:val="none"/>
-        </w:rPr>
-        <w:t>③ 태양: 대화 3의 소년은 물을 잠그러 가겠다고 했어.</w:t>
-      </w:r>
-    </w:p>
-    <w:p>
-      <w:pPr>
-        <w:spacing w:after="10"/>
-        <w:ind w:left="170"/>
-      </w:pPr>
-      <w:r>
-        <w:rPr>
-          <w:b w:val="0"/>
-          <w:i w:val="0"/>
-          <w:sz w:val="20"/>
-          <w:u w:val="none"/>
-        </w:rPr>
-        <w:t>④ 하은: 대화 4의 딸은 상자를 차로 옮겨 주었어.</w:t>
-      </w:r>
-    </w:p>
-    <w:p>
-      <w:pPr>
-        <w:spacing w:after="10"/>
-        <w:ind w:left="170"/>
-      </w:pPr>
-      <w:r>
-        <w:rPr>
-          <w:b w:val="0"/>
-          <w:i w:val="0"/>
-          <w:sz w:val="20"/>
-          <w:u w:val="none"/>
-        </w:rPr>
-        <w:t>⑤ 준서: 대화 4의 아빠는 다른 사람에게 부탁하지 않기로 했어.</w:t>
+        <w:t>(A) ____________ (B) ____________</w:t>
       </w:r>
     </w:p>
     <w:p>
@@ -3055,7 +3802,7 @@
           <w:sz w:val="24"/>
           <w:u w:val="none"/>
         </w:rPr>
-        <w:t>L6 Listening 전문문제 — 정답</w:t>
+        <w:t>L5~6 대화체 전문문제 — 정답</w:t>
       </w:r>
     </w:p>
     <w:p>
@@ -3079,7 +3826,7 @@
           <w:sz w:val="18"/>
           <w:u w:val="none"/>
         </w:rPr>
-        <w:t xml:space="preserve"> ①</w:t>
+        <w:t xml:space="preserve"> ③</w:t>
       </w:r>
       <w:r>
         <w:rPr>
@@ -3137,7 +3884,7 @@
           <w:sz w:val="18"/>
           <w:u w:val="none"/>
         </w:rPr>
-        <w:t xml:space="preserve"> ③, ⑤</w:t>
+        <w:t xml:space="preserve"> ②</w:t>
       </w:r>
       <w:r>
         <w:rPr>
@@ -3166,7 +3913,7 @@
           <w:sz w:val="18"/>
           <w:u w:val="none"/>
         </w:rPr>
-        <w:t xml:space="preserve"> ⑤</w:t>
+        <w:t xml:space="preserve"> ①</w:t>
       </w:r>
       <w:r>
         <w:rPr>
@@ -3195,7 +3942,7 @@
           <w:sz w:val="18"/>
           <w:u w:val="none"/>
         </w:rPr>
-        <w:t xml:space="preserve"> ②</w:t>
+        <w:t xml:space="preserve"> ⑤</w:t>
       </w:r>
       <w:r>
         <w:rPr>
@@ -3224,7 +3971,7 @@
           <w:sz w:val="18"/>
           <w:u w:val="none"/>
         </w:rPr>
-        <w:t xml:space="preserve"> ④</w:t>
+        <w:t xml:space="preserve"> ③ 3개 (ⓐ·ⓒ·ⓓ)</w:t>
       </w:r>
       <w:r>
         <w:rPr>
@@ -3253,7 +4000,7 @@
           <w:sz w:val="18"/>
           <w:u w:val="none"/>
         </w:rPr>
-        <w:t xml:space="preserve"> ④</w:t>
+        <w:t xml:space="preserve"> ②</w:t>
       </w:r>
       <w:r>
         <w:rPr>
@@ -3282,7 +4029,7 @@
           <w:sz w:val="18"/>
           <w:u w:val="none"/>
         </w:rPr>
-        <w:t xml:space="preserve"> ④</w:t>
+        <w:t xml:space="preserve"> Because using the flash can damage paintings.</w:t>
       </w:r>
       <w:r>
         <w:rPr>
@@ -3311,7 +4058,7 @@
           <w:sz w:val="18"/>
           <w:u w:val="none"/>
         </w:rPr>
-        <w:t xml:space="preserve"> ②, ⑤</w:t>
+        <w:t xml:space="preserve"> ①</w:t>
       </w:r>
       <w:r>
         <w:rPr>
@@ -3340,7 +4087,7 @@
           <w:sz w:val="18"/>
           <w:u w:val="none"/>
         </w:rPr>
-        <w:t xml:space="preserve"> ③</w:t>
+        <w:t xml:space="preserve"> ①</w:t>
       </w:r>
       <w:r>
         <w:rPr>
@@ -3369,7 +4116,7 @@
           <w:sz w:val="18"/>
           <w:u w:val="none"/>
         </w:rPr>
-        <w:t xml:space="preserve"> ③</w:t>
+        <w:t xml:space="preserve"> (1) May I turn on the light? (2) May I clean the board?</w:t>
       </w:r>
       <w:r>
         <w:rPr>
@@ -3398,7 +4145,7 @@
           <w:sz w:val="18"/>
           <w:u w:val="none"/>
         </w:rPr>
-        <w:t xml:space="preserve"> ①</w:t>
+        <w:t xml:space="preserve"> ③</w:t>
       </w:r>
       <w:r>
         <w:rPr>
@@ -3456,7 +4203,7 @@
           <w:sz w:val="18"/>
           <w:u w:val="none"/>
         </w:rPr>
-        <w:t xml:space="preserve"> ④</w:t>
+        <w:t xml:space="preserve"> ②</w:t>
       </w:r>
       <w:r>
         <w:rPr>
@@ -3485,7 +4232,152 @@
           <w:sz w:val="18"/>
           <w:u w:val="none"/>
         </w:rPr>
-        <w:t xml:space="preserve"> ③</w:t>
+        <w:t xml:space="preserve"> ②</w:t>
+      </w:r>
+      <w:r>
+        <w:rPr>
+          <w:b w:val="0"/>
+          <w:i w:val="0"/>
+          <w:color w:val="B0B8C8"/>
+          <w:sz w:val="18"/>
+          <w:u w:val="none"/>
+        </w:rPr>
+        <w:t xml:space="preserve">   │   </w:t>
+      </w:r>
+      <w:r>
+        <w:rPr>
+          <w:b/>
+          <w:i w:val="0"/>
+          <w:color w:val="1F3864"/>
+          <w:sz w:val="18"/>
+          <w:u w:val="none"/>
+        </w:rPr>
+        <w:t>16</w:t>
+      </w:r>
+      <w:r>
+        <w:rPr>
+          <w:b w:val="0"/>
+          <w:i w:val="0"/>
+          <w:sz w:val="18"/>
+          <w:u w:val="none"/>
+        </w:rPr>
+        <w:t xml:space="preserve"> ⑤</w:t>
+      </w:r>
+      <w:r>
+        <w:rPr>
+          <w:b w:val="0"/>
+          <w:i w:val="0"/>
+          <w:color w:val="B0B8C8"/>
+          <w:sz w:val="18"/>
+          <w:u w:val="none"/>
+        </w:rPr>
+        <w:t xml:space="preserve">   │   </w:t>
+      </w:r>
+      <w:r>
+        <w:rPr>
+          <w:b/>
+          <w:i w:val="0"/>
+          <w:color w:val="1F3864"/>
+          <w:sz w:val="18"/>
+          <w:u w:val="none"/>
+        </w:rPr>
+        <w:t>17</w:t>
+      </w:r>
+      <w:r>
+        <w:rPr>
+          <w:b w:val="0"/>
+          <w:i w:val="0"/>
+          <w:sz w:val="18"/>
+          <w:u w:val="none"/>
+        </w:rPr>
+        <w:t xml:space="preserve"> ④</w:t>
+      </w:r>
+      <w:r>
+        <w:rPr>
+          <w:b w:val="0"/>
+          <w:i w:val="0"/>
+          <w:color w:val="B0B8C8"/>
+          <w:sz w:val="18"/>
+          <w:u w:val="none"/>
+        </w:rPr>
+        <w:t xml:space="preserve">   │   </w:t>
+      </w:r>
+      <w:r>
+        <w:rPr>
+          <w:b/>
+          <w:i w:val="0"/>
+          <w:color w:val="1F3864"/>
+          <w:sz w:val="18"/>
+          <w:u w:val="none"/>
+        </w:rPr>
+        <w:t>18</w:t>
+      </w:r>
+      <w:r>
+        <w:rPr>
+          <w:b w:val="0"/>
+          <w:i w:val="0"/>
+          <w:sz w:val="18"/>
+          <w:u w:val="none"/>
+        </w:rPr>
+        <w:t xml:space="preserve"> It means jogging and picking up trash at the same time.</w:t>
+      </w:r>
+      <w:r>
+        <w:rPr>
+          <w:b w:val="0"/>
+          <w:i w:val="0"/>
+          <w:color w:val="B0B8C8"/>
+          <w:sz w:val="18"/>
+          <w:u w:val="none"/>
+        </w:rPr>
+        <w:t xml:space="preserve">   │   </w:t>
+      </w:r>
+      <w:r>
+        <w:rPr>
+          <w:b/>
+          <w:i w:val="0"/>
+          <w:color w:val="1F3864"/>
+          <w:sz w:val="18"/>
+          <w:u w:val="none"/>
+        </w:rPr>
+        <w:t>19</w:t>
+      </w:r>
+      <w:r>
+        <w:rPr>
+          <w:b w:val="0"/>
+          <w:i w:val="0"/>
+          <w:sz w:val="18"/>
+          <w:u w:val="none"/>
+        </w:rPr>
+        <w:t xml:space="preserve"> ④</w:t>
+      </w:r>
+      <w:r>
+        <w:rPr>
+          <w:b w:val="0"/>
+          <w:i w:val="0"/>
+          <w:color w:val="B0B8C8"/>
+          <w:sz w:val="18"/>
+          <w:u w:val="none"/>
+        </w:rPr>
+        <w:t xml:space="preserve">   │   </w:t>
+      </w:r>
+      <w:r>
+        <w:rPr>
+          <w:b/>
+          <w:i w:val="0"/>
+          <w:color w:val="1F3864"/>
+          <w:sz w:val="18"/>
+          <w:u w:val="none"/>
+        </w:rPr>
+        <w:t>20</w:t>
+      </w:r>
+      <w:r>
+        <w:rPr>
+          <w:b w:val="0"/>
+          <w:i w:val="0"/>
+          <w:sz w:val="18"/>
+          <w:u w:val="none"/>
+        </w:rPr>
+        <w:t xml:space="preserve"> (A) helping (B) Saturday</w:t>
       </w:r>
     </w:p>
     <w:sectPr>

--- a/mokdong1/2mid/word/md1s2_dialogue_test_exam.docx
+++ b/mokdong1/2mid/word/md1s2_dialogue_test_exam.docx
@@ -19,10 +19,10 @@
     </w:p>
     <w:p>
       <w:pPr>
-        <w:spacing w:after="80"/>
         <w:pBdr>
           <w:bottom w:val="single" w:sz="8" w:space="2" w:color="1F3864"/>
         </w:pBdr>
+        <w:spacing w:after="80"/>
       </w:pPr>
       <w:r>
         <w:rPr>
@@ -75,13 +75,13 @@
     </w:p>
     <w:p>
       <w:pPr>
-        <w:spacing w:after="60"/>
         <w:pBdr>
           <w:top w:val="single" w:sz="4" w:space="3" w:color="9AA9C2"/>
           <w:left w:val="single" w:sz="4" w:space="3" w:color="9AA9C2"/>
           <w:bottom w:val="single" w:sz="4" w:space="3" w:color="9AA9C2"/>
           <w:right w:val="single" w:sz="4" w:space="3" w:color="9AA9C2"/>
         </w:pBdr>
+        <w:spacing w:after="60"/>
         <w:ind w:left="57" w:right="57"/>
       </w:pPr>
       <w:r>
@@ -516,8 +516,6 @@
     </w:p>
     <w:p>
       <w:pPr>
-        <w:spacing w:after="30"/>
-        <w:ind w:left="57" w:right="57"/>
         <w:pBdr>
           <w:top w:val="single" w:sz="4" w:space="3" w:color="8DA2C4"/>
           <w:left w:val="single" w:sz="4" w:space="3" w:color="8DA2C4"/>
@@ -525,6 +523,8 @@
           <w:right w:val="single" w:sz="4" w:space="3" w:color="8DA2C4"/>
         </w:pBdr>
         <w:shd w:val="clear" w:color="auto" w:fill="F7F9FC"/>
+        <w:spacing w:after="30"/>
+        <w:ind w:left="57" w:right="57"/>
       </w:pPr>
       <w:r>
         <w:rPr>
@@ -883,8 +883,6 @@
     </w:p>
     <w:p>
       <w:pPr>
-        <w:spacing w:after="30"/>
-        <w:ind w:left="57" w:right="57"/>
         <w:pBdr>
           <w:top w:val="single" w:sz="4" w:space="3" w:color="8DA2C4"/>
           <w:left w:val="single" w:sz="4" w:space="3" w:color="8DA2C4"/>
@@ -892,6 +890,8 @@
           <w:right w:val="single" w:sz="4" w:space="3" w:color="8DA2C4"/>
         </w:pBdr>
         <w:shd w:val="clear" w:color="auto" w:fill="F7F9FC"/>
+        <w:spacing w:after="30"/>
+        <w:ind w:left="57" w:right="57"/>
       </w:pPr>
       <w:r>
         <w:rPr>
@@ -1097,13 +1097,13 @@
     </w:p>
     <w:p>
       <w:pPr>
-        <w:spacing w:after="60"/>
         <w:pBdr>
           <w:top w:val="single" w:sz="4" w:space="3" w:color="9AA9C2"/>
           <w:left w:val="single" w:sz="4" w:space="3" w:color="9AA9C2"/>
           <w:bottom w:val="single" w:sz="4" w:space="3" w:color="9AA9C2"/>
           <w:right w:val="single" w:sz="4" w:space="3" w:color="9AA9C2"/>
         </w:pBdr>
+        <w:spacing w:after="60"/>
         <w:ind w:left="57" w:right="57"/>
       </w:pPr>
       <w:r>
@@ -1271,8 +1271,6 @@
     </w:p>
     <w:p>
       <w:pPr>
-        <w:spacing w:after="30"/>
-        <w:ind w:left="57" w:right="57"/>
         <w:pBdr>
           <w:top w:val="single" w:sz="4" w:space="3" w:color="8DA2C4"/>
           <w:left w:val="single" w:sz="4" w:space="3" w:color="8DA2C4"/>
@@ -1280,6 +1278,8 @@
           <w:right w:val="single" w:sz="4" w:space="3" w:color="8DA2C4"/>
         </w:pBdr>
         <w:shd w:val="clear" w:color="auto" w:fill="F7F9FC"/>
+        <w:spacing w:after="30"/>
+        <w:ind w:left="57" w:right="57"/>
       </w:pPr>
       <w:r>
         <w:rPr>
@@ -1758,8 +1758,6 @@
     </w:p>
     <w:p>
       <w:pPr>
-        <w:spacing w:after="30"/>
-        <w:ind w:left="57" w:right="57"/>
         <w:pBdr>
           <w:top w:val="single" w:sz="4" w:space="3" w:color="8DA2C4"/>
           <w:left w:val="single" w:sz="4" w:space="3" w:color="8DA2C4"/>
@@ -1767,6 +1765,8 @@
           <w:right w:val="single" w:sz="4" w:space="3" w:color="8DA2C4"/>
         </w:pBdr>
         <w:shd w:val="clear" w:color="auto" w:fill="F7F9FC"/>
+        <w:spacing w:after="30"/>
+        <w:ind w:left="57" w:right="57"/>
       </w:pPr>
       <w:r>
         <w:rPr>
@@ -2020,8 +2020,6 @@
     </w:p>
     <w:p>
       <w:pPr>
-        <w:spacing w:after="30"/>
-        <w:ind w:left="57" w:right="57"/>
         <w:pBdr>
           <w:top w:val="single" w:sz="4" w:space="3" w:color="8DA2C4"/>
           <w:left w:val="single" w:sz="4" w:space="3" w:color="8DA2C4"/>
@@ -2029,6 +2027,8 @@
           <w:right w:val="single" w:sz="4" w:space="3" w:color="8DA2C4"/>
         </w:pBdr>
         <w:shd w:val="clear" w:color="auto" w:fill="F7F9FC"/>
+        <w:spacing w:after="30"/>
+        <w:ind w:left="57" w:right="57"/>
       </w:pPr>
       <w:r>
         <w:rPr>
@@ -2144,13 +2144,13 @@
     </w:p>
     <w:p>
       <w:pPr>
-        <w:spacing w:after="60"/>
         <w:pBdr>
           <w:top w:val="single" w:sz="4" w:space="3" w:color="9AA9C2"/>
           <w:left w:val="single" w:sz="4" w:space="3" w:color="9AA9C2"/>
           <w:bottom w:val="single" w:sz="4" w:space="3" w:color="9AA9C2"/>
           <w:right w:val="single" w:sz="4" w:space="3" w:color="9AA9C2"/>
         </w:pBdr>
+        <w:spacing w:after="60"/>
         <w:ind w:left="57" w:right="57"/>
       </w:pPr>
       <w:r>
@@ -2624,8 +2624,6 @@
     </w:p>
     <w:p>
       <w:pPr>
-        <w:spacing w:after="30"/>
-        <w:ind w:left="57" w:right="57"/>
         <w:pBdr>
           <w:top w:val="single" w:sz="4" w:space="3" w:color="8DA2C4"/>
           <w:left w:val="single" w:sz="4" w:space="3" w:color="8DA2C4"/>
@@ -2633,6 +2631,8 @@
           <w:right w:val="single" w:sz="4" w:space="3" w:color="8DA2C4"/>
         </w:pBdr>
         <w:shd w:val="clear" w:color="auto" w:fill="F7F9FC"/>
+        <w:spacing w:after="30"/>
+        <w:ind w:left="57" w:right="57"/>
       </w:pPr>
       <w:r>
         <w:rPr>
@@ -2817,8 +2817,6 @@
     </w:p>
     <w:p>
       <w:pPr>
-        <w:spacing w:after="30"/>
-        <w:ind w:left="57" w:right="57"/>
         <w:pBdr>
           <w:top w:val="single" w:sz="4" w:space="3" w:color="8DA2C4"/>
           <w:left w:val="single" w:sz="4" w:space="3" w:color="8DA2C4"/>
@@ -2826,6 +2824,8 @@
           <w:right w:val="single" w:sz="4" w:space="3" w:color="8DA2C4"/>
         </w:pBdr>
         <w:shd w:val="clear" w:color="auto" w:fill="F7F9FC"/>
+        <w:spacing w:after="30"/>
+        <w:ind w:left="57" w:right="57"/>
       </w:pPr>
       <w:r>
         <w:rPr>
@@ -3085,13 +3085,13 @@
     </w:p>
     <w:p>
       <w:pPr>
-        <w:spacing w:after="60"/>
         <w:pBdr>
           <w:top w:val="single" w:sz="4" w:space="3" w:color="9AA9C2"/>
           <w:left w:val="single" w:sz="4" w:space="3" w:color="9AA9C2"/>
           <w:bottom w:val="single" w:sz="4" w:space="3" w:color="9AA9C2"/>
           <w:right w:val="single" w:sz="4" w:space="3" w:color="9AA9C2"/>
         </w:pBdr>
+        <w:spacing w:after="60"/>
         <w:ind w:left="57" w:right="57"/>
       </w:pPr>
       <w:r>
@@ -3253,8 +3253,6 @@
     </w:p>
     <w:p>
       <w:pPr>
-        <w:spacing w:after="30"/>
-        <w:ind w:left="57" w:right="57"/>
         <w:pBdr>
           <w:top w:val="single" w:sz="4" w:space="3" w:color="8DA2C4"/>
           <w:left w:val="single" w:sz="4" w:space="3" w:color="8DA2C4"/>
@@ -3262,6 +3260,8 @@
           <w:right w:val="single" w:sz="4" w:space="3" w:color="8DA2C4"/>
         </w:pBdr>
         <w:shd w:val="clear" w:color="auto" w:fill="F7F9FC"/>
+        <w:spacing w:after="30"/>
+        <w:ind w:left="57" w:right="57"/>
       </w:pPr>
       <w:r>
         <w:rPr>
@@ -3536,8 +3536,6 @@
     </w:p>
     <w:p>
       <w:pPr>
-        <w:spacing w:after="30"/>
-        <w:ind w:left="57" w:right="57"/>
         <w:pBdr>
           <w:top w:val="single" w:sz="4" w:space="3" w:color="8DA2C4"/>
           <w:left w:val="single" w:sz="4" w:space="3" w:color="8DA2C4"/>
@@ -3545,6 +3543,8 @@
           <w:right w:val="single" w:sz="4" w:space="3" w:color="8DA2C4"/>
         </w:pBdr>
         <w:shd w:val="clear" w:color="auto" w:fill="F7F9FC"/>
+        <w:spacing w:after="30"/>
+        <w:ind w:left="57" w:right="57"/>
       </w:pPr>
       <w:r>
         <w:rPr>
@@ -3744,8 +3744,6 @@
     </w:p>
     <w:p>
       <w:pPr>
-        <w:spacing w:after="30"/>
-        <w:ind w:left="57" w:right="57"/>
         <w:pBdr>
           <w:top w:val="single" w:sz="4" w:space="3" w:color="8DA2C4"/>
           <w:left w:val="single" w:sz="4" w:space="3" w:color="8DA2C4"/>
@@ -3753,6 +3751,8 @@
           <w:right w:val="single" w:sz="4" w:space="3" w:color="8DA2C4"/>
         </w:pBdr>
         <w:shd w:val="clear" w:color="auto" w:fill="F7F9FC"/>
+        <w:spacing w:after="30"/>
+        <w:ind w:left="57" w:right="57"/>
       </w:pPr>
       <w:r>
         <w:rPr>
@@ -3785,8 +3785,8 @@
           <w:type w:val="continuous"/>
           <w:pgSz w:w="11906" w:h="16838"/>
           <w:pgMar w:top="680" w:right="794" w:bottom="624" w:left="794" w:header="720" w:footer="720" w:gutter="0"/>
+          <w:cols w:num="2" w:space="396" w:sep="1"/>
           <w:docGrid w:linePitch="360"/>
-          <w:cols w:num="2" w:space="396" w:sep="1"/>
         </w:sectPr>
       </w:pPr>
     </w:p>
@@ -4383,8 +4383,8 @@
     <w:sectPr>
       <w:pgSz w:w="11906" w:h="16838"/>
       <w:pgMar w:top="680" w:right="794" w:bottom="624" w:left="794" w:header="720" w:footer="720" w:gutter="0"/>
+      <w:cols w:num="1" w:space="396"/>
       <w:docGrid w:linePitch="360"/>
-      <w:cols w:num="1" w:space="396"/>
     </w:sectPr>
   </w:body>
 </w:document>
